--- a/Parag Kumar Goyal Resume.docx
+++ b/Parag Kumar Goyal Resume.docx
@@ -1,215 +1,187 @@
 
 <file path=word/document.xml><?xml version="1.0" encoding="utf-8"?>
-<w:document xmlns:mc="http://schemas.openxmlformats.org/markup-compatibility/2006" xmlns:o="urn:schemas-microsoft-com:office:office" xmlns:r="http://schemas.openxmlformats.org/officeDocument/2006/relationships" xmlns:m="http://schemas.openxmlformats.org/officeDocument/2006/math" xmlns:v="urn:schemas-microsoft-com:vml" xmlns:wp="http://schemas.openxmlformats.org/drawingml/2006/wordprocessingDrawing" xmlns:w10="urn:schemas-microsoft-com:office:word" xmlns:w="http://schemas.openxmlformats.org/wordprocessingml/2006/main" xmlns:wne="http://schemas.microsoft.com/office/word/2006/wordml" xmlns:sl="http://schemas.openxmlformats.org/schemaLibrary/2006/main" xmlns:a="http://schemas.openxmlformats.org/drawingml/2006/main" xmlns:pic="http://schemas.openxmlformats.org/drawingml/2006/picture" xmlns:c="http://schemas.openxmlformats.org/drawingml/2006/chart" xmlns:lc="http://schemas.openxmlformats.org/drawingml/2006/lockedCanvas" xmlns:dgm="http://schemas.openxmlformats.org/drawingml/2006/diagram" xmlns:wps="http://schemas.microsoft.com/office/word/2010/wordprocessingShape" xmlns:wpg="http://schemas.microsoft.com/office/word/2010/wordprocessingGroup" xmlns:w14="http://schemas.microsoft.com/office/word/2010/wordml" xmlns:w15="http://schemas.microsoft.com/office/word/2012/wordml" xmlns:w16="http://schemas.microsoft.com/office/word/2018/wordml" xmlns:w16cex="http://schemas.microsoft.com/office/word/2018/wordml/cex" xmlns:w16cid="http://schemas.microsoft.com/office/word/2016/wordml/cid" xmlns="http://schemas.microsoft.com/office/tasks/2019/documenttasks" xmlns:cr="http://schemas.microsoft.com/office/comments/2020/reactions">
+<w:document xmlns:wpc="http://schemas.microsoft.com/office/word/2010/wordprocessingCanvas" xmlns:cx="http://schemas.microsoft.com/office/drawing/2014/chartex" xmlns:cx1="http://schemas.microsoft.com/office/drawing/2015/9/8/chartex" xmlns:cx2="http://schemas.microsoft.com/office/drawing/2015/10/21/chartex" xmlns:cx3="http://schemas.microsoft.com/office/drawing/2016/5/9/chartex" xmlns:cx4="http://schemas.microsoft.com/office/drawing/2016/5/10/chartex" xmlns:cx5="http://schemas.microsoft.com/office/drawing/2016/5/11/chartex" xmlns:cx6="http://schemas.microsoft.com/office/drawing/2016/5/12/chartex" xmlns:cx7="http://schemas.microsoft.com/office/drawing/2016/5/13/chartex" xmlns:cx8="http://schemas.microsoft.com/office/drawing/2016/5/14/chartex" xmlns:mc="http://schemas.openxmlformats.org/markup-compatibility/2006" xmlns:aink="http://schemas.microsoft.com/office/drawing/2016/ink" xmlns:am3d="http://schemas.microsoft.com/office/drawing/2017/model3d" xmlns:o="urn:schemas-microsoft-com:office:office" xmlns:oel="http://schemas.microsoft.com/office/2019/extlst" xmlns:r="http://schemas.openxmlformats.org/officeDocument/2006/relationships" xmlns:m="http://schemas.openxmlformats.org/officeDocument/2006/math" xmlns:v="urn:schemas-microsoft-com:vml" xmlns:wp14="http://schemas.microsoft.com/office/word/2010/wordprocessingDrawing" xmlns:wp="http://schemas.openxmlformats.org/drawingml/2006/wordprocessingDrawing" xmlns:w10="urn:schemas-microsoft-com:office:word" xmlns:w="http://schemas.openxmlformats.org/wordprocessingml/2006/main" xmlns:w14="http://schemas.microsoft.com/office/word/2010/wordml" xmlns:w15="http://schemas.microsoft.com/office/word/2012/wordml" xmlns:w16cex="http://schemas.microsoft.com/office/word/2018/wordml/cex" xmlns:w16cid="http://schemas.microsoft.com/office/word/2016/wordml/cid" xmlns:w16="http://schemas.microsoft.com/office/word/2018/wordml" xmlns:w16du="http://schemas.microsoft.com/office/word/2023/wordml/word16du" xmlns:w16sdtdh="http://schemas.microsoft.com/office/word/2020/wordml/sdtdatahash" xmlns:w16sdtfl="http://schemas.microsoft.com/office/word/2024/wordml/sdtformatlock" xmlns:w16se="http://schemas.microsoft.com/office/word/2015/wordml/symex" xmlns:wpg="http://schemas.microsoft.com/office/word/2010/wordprocessingGroup" xmlns:wpi="http://schemas.microsoft.com/office/word/2010/wordprocessingInk" xmlns:wne="http://schemas.microsoft.com/office/word/2006/wordml" xmlns:wps="http://schemas.microsoft.com/office/word/2010/wordprocessingShape" mc:Ignorable="w14 w15 w16se w16cid w16 w16cex w16sdtdh w16sdtfl w16du wp14">
   <w:body>
     <w:p>
       <w:pPr>
         <w:pStyle w:val="Heading1"/>
         <w:keepNext w:val="0"/>
         <w:keepLines w:val="0"/>
-        <w:spacing w:before="480" w:lineRule="auto"/>
+        <w:spacing w:before="480"/>
         <w:jc w:val="center"/>
         <w:rPr>
-          <w:b w:val="1"/>
-          <w:bCs w:val="1"/>
+          <w:b/>
+          <w:bCs/>
           <w:sz w:val="46"/>
           <w:szCs w:val="46"/>
         </w:rPr>
       </w:pPr>
-      <w:bookmarkStart w:colFirst="0" w:colLast="0" w:name="_y48rn5hjk55u" w:id="0"/>
+      <w:bookmarkStart w:id="0" w:name="_y48rn5hjk55u" w:colFirst="0" w:colLast="0"/>
       <w:bookmarkEnd w:id="0"/>
       <w:r>
         <w:rPr>
-          <w:b w:val="1"/>
-          <w:bCs w:val="1"/>
+          <w:b/>
+          <w:bCs/>
           <w:sz w:val="46"/>
           <w:szCs w:val="46"/>
-          <w:rtl w:val="0"/>
-        </w:rPr>
-        <w:t xml:space="preserve">Parag Kumar Goyal</w:t>
-      </w:r>
-    </w:p>
-    <w:p>
-      <w:pPr>
-        <w:spacing w:after="240" w:before="240" w:lineRule="auto"/>
+        </w:rPr>
+        <w:t>Parag Kumar Goyal</w:t>
+      </w:r>
+    </w:p>
+    <w:p>
+      <w:pPr>
+        <w:spacing w:before="240" w:after="240"/>
         <w:jc w:val="center"/>
-        <w:rPr/>
-      </w:pPr>
-      <w:r>
-        <w:rPr>
-          <w:b w:val="1"/>
-          <w:bCs w:val="1"/>
-          <w:rtl w:val="0"/>
-        </w:rPr>
-        <w:t xml:space="preserve">Phone: 9602563128 </w:t>
-      </w:r>
-      <w:r>
-        <w:rPr>
-          <w:b w:val="1"/>
-          <w:bCs w:val="1"/>
-          <w:rtl w:val="0"/>
-        </w:rPr>
-        <w:t xml:space="preserve">| </w:t>
-      </w:r>
-      <w:hyperlink r:id="rId6">
-        <w:r>
-          <w:rPr>
-            <w:b w:val="1"/>
-            <w:bCs w:val="1"/>
-            <w:color w:val="1155cc"/>
-            <w:u w:val="single"/>
-            <w:rtl w:val="0"/>
-          </w:rPr>
-          <w:t xml:space="preserve">Gmail</w:t>
-        </w:r>
-      </w:hyperlink>
-      <w:r>
-        <w:rPr>
-          <w:b w:val="1"/>
-          <w:bCs w:val="1"/>
-          <w:rtl w:val="0"/>
-        </w:rPr>
-        <w:t xml:space="preserve"> | </w:t>
-      </w:r>
-      <w:hyperlink r:id="rId7">
-        <w:r>
-          <w:rPr>
-            <w:b w:val="1"/>
-            <w:bCs w:val="1"/>
-            <w:color w:val="1155cc"/>
-            <w:u w:val="single"/>
-            <w:rtl w:val="0"/>
-          </w:rPr>
-          <w:t xml:space="preserve">LinkedIn</w:t>
-        </w:r>
-      </w:hyperlink>
+      </w:pPr>
+      <w:r>
+        <w:rPr>
+          <w:b/>
+          <w:bCs/>
+        </w:rPr>
+        <w:t xml:space="preserve">Phone: 9602563128 | </w:t>
+      </w:r>
       <w:hyperlink r:id="rId8">
         <w:r>
           <w:rPr>
-            <w:b w:val="1"/>
-            <w:bCs w:val="1"/>
-            <w:rtl w:val="0"/>
+            <w:b/>
+            <w:bCs/>
+            <w:color w:val="1155CC"/>
+            <w:u w:val="single"/>
+          </w:rPr>
+          <w:t>Gmail</w:t>
+        </w:r>
+      </w:hyperlink>
+      <w:r>
+        <w:rPr>
+          <w:b/>
+          <w:bCs/>
+        </w:rPr>
+        <w:t xml:space="preserve"> | </w:t>
+      </w:r>
+      <w:hyperlink r:id="rId9">
+        <w:r>
+          <w:rPr>
+            <w:b/>
+            <w:bCs/>
+            <w:color w:val="1155CC"/>
+            <w:u w:val="single"/>
+          </w:rPr>
+          <w:t>LinkedIn</w:t>
+        </w:r>
+      </w:hyperlink>
+      <w:hyperlink r:id="rId10">
+        <w:r>
+          <w:rPr>
+            <w:b/>
+            <w:bCs/>
           </w:rPr>
           <w:t xml:space="preserve"> </w:t>
         </w:r>
       </w:hyperlink>
       <w:r>
         <w:rPr>
-          <w:b w:val="1"/>
-          <w:bCs w:val="1"/>
-          <w:rtl w:val="0"/>
+          <w:b/>
+          <w:bCs/>
         </w:rPr>
         <w:t xml:space="preserve">| </w:t>
       </w:r>
-      <w:hyperlink r:id="rId9">
+      <w:hyperlink r:id="rId11">
         <w:r>
           <w:rPr>
-            <w:b w:val="1"/>
-            <w:bCs w:val="1"/>
-            <w:color w:val="1155cc"/>
+            <w:b/>
+            <w:bCs/>
+            <w:color w:val="1155CC"/>
             <w:u w:val="single"/>
-            <w:rtl w:val="0"/>
           </w:rPr>
-          <w:t xml:space="preserve">GitHub</w:t>
+          <w:t>GitHub</w:t>
         </w:r>
       </w:hyperlink>
-      <w:r>
-        <w:rPr>
-          <w:rtl w:val="0"/>
-        </w:rPr>
-      </w:r>
     </w:p>
     <w:p>
       <w:pPr>
         <w:pStyle w:val="Heading3"/>
         <w:keepNext w:val="0"/>
         <w:keepLines w:val="0"/>
-        <w:spacing w:before="280" w:lineRule="auto"/>
-        <w:rPr>
-          <w:b w:val="1"/>
-          <w:bCs w:val="1"/>
+        <w:spacing w:before="280"/>
+        <w:rPr>
+          <w:b/>
+          <w:bCs/>
           <w:color w:val="000000"/>
           <w:sz w:val="26"/>
           <w:szCs w:val="26"/>
         </w:rPr>
       </w:pPr>
-      <w:bookmarkStart w:colFirst="0" w:colLast="0" w:name="_jes9i250fwly" w:id="1"/>
+      <w:bookmarkStart w:id="1" w:name="_jes9i250fwly" w:colFirst="0" w:colLast="0"/>
       <w:bookmarkEnd w:id="1"/>
       <w:r>
         <w:rPr>
-          <w:b w:val="1"/>
-          <w:bCs w:val="1"/>
+          <w:b/>
+          <w:bCs/>
           <w:color w:val="000000"/>
           <w:sz w:val="26"/>
           <w:szCs w:val="26"/>
-          <w:rtl w:val="0"/>
-        </w:rPr>
-        <w:t xml:space="preserve">TECHNICAL SKILLS</w:t>
-      </w:r>
-    </w:p>
-    <w:p>
-      <w:pPr>
-        <w:spacing w:after="240" w:before="240" w:line="360" w:lineRule="auto"/>
-        <w:rPr/>
-      </w:pPr>
-      <w:r>
-        <w:rPr>
-          <w:b w:val="1"/>
-          <w:bCs w:val="1"/>
-          <w:rtl w:val="0"/>
-        </w:rPr>
-        <w:t xml:space="preserve">Languages:</w:t>
-      </w:r>
-      <w:r>
-        <w:rPr>
-          <w:rtl w:val="0"/>
-        </w:rPr>
+        </w:rPr>
+        <w:t>TECHNICAL SKILLS</w:t>
+      </w:r>
+    </w:p>
+    <w:p>
+      <w:pPr>
+        <w:spacing w:before="240" w:after="240" w:line="360" w:lineRule="auto"/>
+      </w:pPr>
+      <w:r>
+        <w:rPr>
+          <w:b/>
+          <w:bCs/>
+        </w:rPr>
+        <w:t>Languages:</w:t>
+      </w:r>
+      <w:r>
         <w:t xml:space="preserve"> Java, C/C++, JavaScript, Python</w:t>
-        <w:br w:type="textWrapping"/>
-      </w:r>
-      <w:r>
-        <w:rPr>
-          <w:b w:val="1"/>
-          <w:bCs w:val="1"/>
-          <w:rtl w:val="0"/>
-        </w:rPr>
-        <w:t xml:space="preserve">Backend &amp; Frameworks:</w:t>
-      </w:r>
-      <w:r>
-        <w:rPr>
-          <w:rtl w:val="0"/>
-        </w:rPr>
+      </w:r>
+      <w:r>
+        <w:br/>
+      </w:r>
+      <w:r>
+        <w:rPr>
+          <w:b/>
+          <w:bCs/>
+        </w:rPr>
+        <w:t>Backend &amp; Frameworks:</w:t>
+      </w:r>
+      <w:r>
         <w:t xml:space="preserve"> Spring Boot, Micronaut, Node.js, Express, Apache Camel</w:t>
-        <w:br w:type="textWrapping"/>
-      </w:r>
-      <w:r>
-        <w:rPr>
-          <w:b w:val="1"/>
-          <w:bCs w:val="1"/>
-          <w:rtl w:val="0"/>
-        </w:rPr>
-        <w:t xml:space="preserve">Databases:</w:t>
-      </w:r>
-      <w:r>
-        <w:rPr>
-          <w:rtl w:val="0"/>
-        </w:rPr>
+      </w:r>
+      <w:r>
+        <w:br/>
+      </w:r>
+      <w:r>
+        <w:rPr>
+          <w:b/>
+          <w:bCs/>
+        </w:rPr>
+        <w:t>Databases:</w:t>
+      </w:r>
+      <w:r>
         <w:t xml:space="preserve"> Oracle ATP, MySQL, PostgreSQL, MongoDB, OpenSearch</w:t>
-        <w:br w:type="textWrapping"/>
-      </w:r>
-      <w:r>
-        <w:rPr>
-          <w:b w:val="1"/>
-          <w:bCs w:val="1"/>
-          <w:rtl w:val="0"/>
-        </w:rPr>
-        <w:t xml:space="preserve">Cloud &amp; Tools:</w:t>
-      </w:r>
-      <w:r>
-        <w:rPr>
-          <w:rtl w:val="0"/>
-        </w:rPr>
-        <w:t xml:space="preserve"> AWS (S3), Docker, Git, Linux/UNIX, Jest, Cypress</w:t>
+      </w:r>
+      <w:r>
+        <w:br/>
+      </w:r>
+      <w:r>
+        <w:rPr>
+          <w:b/>
+          <w:bCs/>
+        </w:rPr>
+        <w:t>Cloud &amp; Tools:</w:t>
+      </w:r>
+      <w:r>
+        <w:t xml:space="preserve"> AWS (S3), Docker, Git, Linux/UNIX, Jest, </w:t>
+      </w:r>
+      <w:r>
+        <w:t xml:space="preserve">Junit, </w:t>
+      </w:r>
+      <w:r>
+        <w:t>Cypress</w:t>
       </w:r>
     </w:p>
     <w:p>
@@ -217,129 +189,126 @@
         <w:pStyle w:val="Heading3"/>
         <w:keepNext w:val="0"/>
         <w:keepLines w:val="0"/>
-        <w:spacing w:before="280" w:lineRule="auto"/>
-        <w:rPr>
-          <w:b w:val="1"/>
-          <w:bCs w:val="1"/>
+        <w:spacing w:before="280"/>
+        <w:rPr>
+          <w:b/>
+          <w:bCs/>
           <w:color w:val="000000"/>
           <w:sz w:val="26"/>
           <w:szCs w:val="26"/>
         </w:rPr>
       </w:pPr>
-      <w:bookmarkStart w:colFirst="0" w:colLast="0" w:name="_kjfi9d487aj8" w:id="2"/>
+      <w:bookmarkStart w:id="2" w:name="_kjfi9d487aj8" w:colFirst="0" w:colLast="0"/>
       <w:bookmarkEnd w:id="2"/>
       <w:r>
         <w:rPr>
-          <w:b w:val="1"/>
-          <w:bCs w:val="1"/>
+          <w:b/>
+          <w:bCs/>
           <w:color w:val="000000"/>
           <w:sz w:val="26"/>
           <w:szCs w:val="26"/>
-          <w:rtl w:val="0"/>
-        </w:rPr>
-        <w:t xml:space="preserve">PROFESSIONAL EXPERIENCE</w:t>
-      </w:r>
-    </w:p>
-    <w:p>
-      <w:pPr>
-        <w:spacing w:after="240" w:before="240" w:lineRule="auto"/>
-        <w:rPr>
-          <w:i w:val="1"/>
-          <w:iCs w:val="1"/>
-        </w:rPr>
-      </w:pPr>
-      <w:r>
-        <w:rPr>
-          <w:b w:val="1"/>
-          <w:bCs w:val="1"/>
-          <w:rtl w:val="0"/>
-        </w:rPr>
-        <w:t xml:space="preserve">ORACLE | Senior Member of Technical Staff</w:t>
-      </w:r>
-      <w:r>
-        <w:rPr>
-          <w:rtl w:val="0"/>
-        </w:rPr>
+        </w:rPr>
+        <w:t>PROFESSIONAL EXPERIENCE</w:t>
+      </w:r>
+    </w:p>
+    <w:p>
+      <w:pPr>
+        <w:spacing w:before="240" w:after="240"/>
+        <w:rPr>
+          <w:i/>
+          <w:iCs/>
+        </w:rPr>
+      </w:pPr>
+      <w:r>
+        <w:rPr>
+          <w:b/>
+          <w:bCs/>
+        </w:rPr>
+        <w:t>ORACLE | Senior Member of Technical Staff</w:t>
+      </w:r>
+      <w:r>
         <w:t xml:space="preserve"> | </w:t>
       </w:r>
       <w:r>
         <w:rPr>
-          <w:i w:val="1"/>
-          <w:iCs w:val="1"/>
-          <w:rtl w:val="0"/>
-        </w:rPr>
-        <w:t xml:space="preserve">Sept 2024 – Present</w:t>
-      </w:r>
-    </w:p>
-    <w:p>
-      <w:pPr>
+          <w:i/>
+          <w:iCs/>
+        </w:rPr>
+        <w:t>Sept 2024 – Present</w:t>
+      </w:r>
+    </w:p>
+    <w:p>
+      <w:pPr>
+        <w:pStyle w:val="ListParagraph"/>
         <w:numPr>
           <w:ilvl w:val="0"/>
-          <w:numId w:val="4"/>
+          <w:numId w:val="6"/>
         </w:numPr>
-        <w:spacing w:after="0" w:afterAutospacing="0" w:before="240" w:line="360" w:lineRule="auto"/>
-        <w:ind w:left="720" w:hanging="360"/>
-      </w:pPr>
-      <w:r>
-        <w:rPr>
-          <w:rtl w:val="0"/>
-        </w:rPr>
-        <w:t xml:space="preserve">Architected Oracle’s EHRC backend using a pluggable Factory-pattern framework, enabling seamless runtime switching between Vector and Oracle ATP databases while improving query performance by 40% through custom token-based pagination and indexing</w:t>
-      </w:r>
-    </w:p>
-    <w:p>
-      <w:pPr>
+        <w:spacing w:before="240" w:line="360" w:lineRule="auto"/>
+      </w:pPr>
+      <w:r>
+        <w:t>Architected Oracle’s EHRC backend using a pluggable Factory-pattern framework, enabling seamless runtime switching between Vector and Oracle ATP databases while improving query performance by 40% through custom token-based pagination and indexing</w:t>
+      </w:r>
+    </w:p>
+    <w:p>
+      <w:pPr>
+        <w:pStyle w:val="ListParagraph"/>
         <w:numPr>
           <w:ilvl w:val="0"/>
-          <w:numId w:val="4"/>
+          <w:numId w:val="6"/>
         </w:numPr>
-        <w:spacing w:after="240" w:before="0" w:beforeAutospacing="0" w:line="360" w:lineRule="auto"/>
-        <w:ind w:left="720" w:hanging="360"/>
-        <w:rPr>
-          <w:u w:val="none"/>
-        </w:rPr>
-      </w:pPr>
-      <w:r>
-        <w:rPr>
-          <w:rtl w:val="0"/>
-        </w:rPr>
-        <w:t xml:space="preserve">Led cross-functional API integration between Observations and Charting team to orchestrate data flow for complex semantic objects, ensuring high system maintainability and flexibility across the platform</w:t>
-      </w:r>
-      <w:r>
-        <w:rPr>
-          <w:rtl w:val="0"/>
-        </w:rPr>
-      </w:r>
-    </w:p>
-    <w:p>
-      <w:pPr>
-        <w:spacing w:after="240" w:before="240" w:lineRule="auto"/>
-        <w:rPr>
-          <w:i w:val="1"/>
-          <w:iCs w:val="1"/>
-        </w:rPr>
-      </w:pPr>
-      <w:r>
-        <w:rPr>
-          <w:b w:val="1"/>
-          <w:bCs w:val="1"/>
-          <w:rtl w:val="0"/>
-        </w:rPr>
-        <w:t xml:space="preserve">BRANE ENTERPRISES | Software Engineer</w:t>
-      </w:r>
-      <w:r>
-        <w:rPr>
-          <w:rtl w:val="0"/>
-        </w:rPr>
+        <w:spacing w:after="240" w:line="360" w:lineRule="auto"/>
+      </w:pPr>
+      <w:r>
+        <w:t>Led cross-functional API integration between Observations and Charting team to orchestrate data flow for complex semantic objects, ensuring high system maintainability and flexibility across the platform</w:t>
+      </w:r>
+    </w:p>
+    <w:p>
+      <w:pPr>
+        <w:pStyle w:val="ListParagraph"/>
+        <w:numPr>
+          <w:ilvl w:val="0"/>
+          <w:numId w:val="6"/>
+        </w:numPr>
+        <w:spacing w:after="240" w:line="360" w:lineRule="auto"/>
+      </w:pPr>
+      <w:r>
+        <w:t>Engineered</w:t>
+      </w:r>
+      <w:r>
+        <w:t xml:space="preserve"> a high-throughput data ingestion pipeline from OpenSearch into enrichment workflows, enhancing the </w:t>
+      </w:r>
+      <w:r>
+        <w:t>Form Builder AI agent’s</w:t>
+      </w:r>
+      <w:r>
+        <w:t xml:space="preserve"> discovery precision for complex Schema Objects (Questionnaires, Sections, and Element Definitions)</w:t>
+      </w:r>
+    </w:p>
+    <w:p>
+      <w:pPr>
+        <w:spacing w:before="240" w:after="240"/>
+        <w:rPr>
+          <w:i/>
+          <w:iCs/>
+        </w:rPr>
+      </w:pPr>
+      <w:r>
+        <w:rPr>
+          <w:b/>
+          <w:bCs/>
+        </w:rPr>
+        <w:t>BRANE ENTERPRISES | Software Engineer</w:t>
+      </w:r>
+      <w:r>
         <w:t xml:space="preserve"> | </w:t>
       </w:r>
       <w:r>
         <w:rPr>
-          <w:i w:val="1"/>
-          <w:iCs w:val="1"/>
-          <w:rtl w:val="0"/>
-        </w:rPr>
-        <w:t xml:space="preserve">March 2023 – Sept 2024</w:t>
+          <w:i/>
+          <w:iCs/>
+        </w:rPr>
+        <w:t>March 2023 – Sept 2024</w:t>
       </w:r>
     </w:p>
     <w:p>
@@ -348,50 +317,36 @@
           <w:ilvl w:val="0"/>
           <w:numId w:val="2"/>
         </w:numPr>
-        <w:spacing w:after="240" w:before="240" w:line="360" w:lineRule="auto"/>
-        <w:ind w:left="720" w:hanging="360"/>
-      </w:pPr>
-      <w:r>
-        <w:rPr>
-          <w:rtl w:val="0"/>
-        </w:rPr>
-        <w:t xml:space="preserve">Engineered scalable microservices supporting JDBC, gRPC, and FTPS protocols. Optimized JDBC adapters to handle complex stored procedures and triggers along with basic SQL queries with conditional logic, directly enabling the integration of enterprise-scale data requirements</w:t>
-      </w:r>
-      <w:r>
-        <w:rPr>
-          <w:rtl w:val="0"/>
-        </w:rPr>
-      </w:r>
-    </w:p>
-    <w:p>
-      <w:pPr>
-        <w:spacing w:after="240" w:before="240" w:lineRule="auto"/>
-        <w:rPr>
-          <w:i w:val="1"/>
-          <w:iCs w:val="1"/>
-        </w:rPr>
-      </w:pPr>
-      <w:r>
-        <w:rPr>
-          <w:b w:val="1"/>
-          <w:bCs w:val="1"/>
-          <w:rtl w:val="0"/>
-        </w:rPr>
-        <w:t xml:space="preserve">AMAZON | Software Development Engineer</w:t>
-      </w:r>
-      <w:r>
-        <w:rPr>
-          <w:rtl w:val="0"/>
-        </w:rPr>
+        <w:spacing w:before="240" w:after="240" w:line="360" w:lineRule="auto"/>
+      </w:pPr>
+      <w:r>
+        <w:t>Engineered scalable microservices supporting JDBC, gRPC, and FTPS protocols. Optimized JDBC adapters to handle complex stored procedures and triggers along with basic SQL queries with conditional logic, directly enabling the integration of enterprise-scale data requirements</w:t>
+      </w:r>
+    </w:p>
+    <w:p>
+      <w:pPr>
+        <w:spacing w:before="240" w:after="240"/>
+        <w:rPr>
+          <w:i/>
+          <w:iCs/>
+        </w:rPr>
+      </w:pPr>
+      <w:r>
+        <w:rPr>
+          <w:b/>
+          <w:bCs/>
+        </w:rPr>
+        <w:t>AMAZON | Software Development Engineer</w:t>
+      </w:r>
+      <w:r>
         <w:t xml:space="preserve"> | </w:t>
       </w:r>
       <w:r>
         <w:rPr>
-          <w:i w:val="1"/>
-          <w:iCs w:val="1"/>
-          <w:rtl w:val="0"/>
-        </w:rPr>
-        <w:t xml:space="preserve">Aug 2021 – March 2023</w:t>
+          <w:i/>
+          <w:iCs/>
+        </w:rPr>
+        <w:t>Aug 2021 – March 2023</w:t>
       </w:r>
     </w:p>
     <w:p>
@@ -400,28 +355,34 @@
           <w:ilvl w:val="0"/>
           <w:numId w:val="1"/>
         </w:numPr>
-        <w:spacing w:after="0" w:afterAutospacing="0" w:before="240" w:line="360" w:lineRule="auto"/>
-        <w:ind w:left="720" w:hanging="360"/>
-      </w:pPr>
-      <w:r>
-        <w:rPr>
-          <w:rtl w:val="0"/>
-        </w:rPr>
+        <w:spacing w:before="240" w:line="360" w:lineRule="auto"/>
+      </w:pPr>
+      <w:r>
         <w:t xml:space="preserve">Strengthened platform stability and deployment confidence by architecting comprehensive </w:t>
       </w:r>
       <w:r>
-        <w:rPr>
-          <w:b w:val="1"/>
-          <w:bCs w:val="1"/>
-          <w:rtl w:val="0"/>
-        </w:rPr>
-        <w:t xml:space="preserve">Cypress E2E testing suites</w:t>
-      </w:r>
-      <w:r>
-        <w:rPr>
-          <w:rtl w:val="0"/>
-        </w:rPr>
-        <w:t xml:space="preserve"> to resolve the issue of multiple widget or no widget display and resolving another critical production bug found just before deployment related to incorrect allocation of users to new feature</w:t>
+        <w:t>Cypress</w:t>
+      </w:r>
+      <w:r>
+        <w:rPr>
+          <w:b/>
+          <w:bCs/>
+        </w:rPr>
+        <w:t xml:space="preserve"> </w:t>
+      </w:r>
+      <w:r>
+        <w:t>E2E testing suites</w:t>
+      </w:r>
+      <w:r>
+        <w:t xml:space="preserve"> to resolve the issue of multiple </w:t>
+      </w:r>
+      <w:proofErr w:type="gramStart"/>
+      <w:r>
+        <w:t>widget</w:t>
+      </w:r>
+      <w:proofErr w:type="gramEnd"/>
+      <w:r>
+        <w:t xml:space="preserve"> or no widget display and resolving another critical production bug found just before deployment related to incorrect allocation of users to new feature</w:t>
       </w:r>
     </w:p>
     <w:p>
@@ -430,66 +391,76 @@
           <w:ilvl w:val="0"/>
           <w:numId w:val="1"/>
         </w:numPr>
-        <w:spacing w:after="240" w:before="0" w:beforeAutospacing="0" w:line="360" w:lineRule="auto"/>
-        <w:ind w:left="720" w:hanging="360"/>
-      </w:pPr>
-      <w:r>
-        <w:rPr>
-          <w:rtl w:val="0"/>
-        </w:rPr>
+        <w:spacing w:after="240" w:line="360" w:lineRule="auto"/>
+      </w:pPr>
+      <w:r>
         <w:t xml:space="preserve">Collaborated with PMs and other fellow engineers to add the </w:t>
       </w:r>
       <w:r>
         <w:rPr>
-          <w:b w:val="1"/>
-          <w:bCs w:val="1"/>
-          <w:rtl w:val="0"/>
-        </w:rPr>
-        <w:t xml:space="preserve">"Featured Offer Disqualified" widget</w:t>
-      </w:r>
-      <w:r>
-        <w:rPr>
-          <w:rtl w:val="0"/>
-        </w:rPr>
-        <w:t xml:space="preserve"> on certain products </w:t>
-      </w:r>
-      <w:r>
-        <w:rPr>
-          <w:rtl w:val="0"/>
-        </w:rPr>
-        <w:t xml:space="preserve">directly driving sales growth by capturing revenue opportunities from similar non-standard listings. </w:t>
-      </w:r>
-    </w:p>
-    <w:p>
-      <w:pPr>
-        <w:spacing w:after="240" w:before="240" w:line="360" w:lineRule="auto"/>
-        <w:ind w:left="0" w:firstLine="0"/>
-        <w:rPr>
-          <w:i w:val="1"/>
-          <w:iCs w:val="1"/>
-        </w:rPr>
-      </w:pPr>
-      <w:r>
-        <w:rPr>
-          <w:b w:val="1"/>
-          <w:bCs w:val="1"/>
-          <w:rtl w:val="0"/>
-        </w:rPr>
-        <w:t xml:space="preserve">INFOSYS | Software Engineer</w:t>
-      </w:r>
-      <w:r>
-        <w:rPr>
-          <w:rtl w:val="0"/>
-        </w:rPr>
+          <w:b/>
+          <w:bCs/>
+        </w:rPr>
+        <w:t>"</w:t>
+      </w:r>
+      <w:r>
+        <w:t>Featured Offer Disqualified" widget</w:t>
+      </w:r>
+      <w:r>
+        <w:t xml:space="preserve"> on certain products directly driving sales growth by capturing revenue opportunities from similar non-standard listings. </w:t>
+      </w:r>
+    </w:p>
+    <w:p>
+      <w:pPr>
+        <w:spacing w:before="240" w:after="240" w:line="360" w:lineRule="auto"/>
+        <w:rPr>
+          <w:b/>
+          <w:bCs/>
+        </w:rPr>
+      </w:pPr>
+    </w:p>
+    <w:p>
+      <w:pPr>
+        <w:spacing w:before="240" w:after="240" w:line="360" w:lineRule="auto"/>
+        <w:rPr>
+          <w:b/>
+          <w:bCs/>
+        </w:rPr>
+      </w:pPr>
+    </w:p>
+    <w:p>
+      <w:pPr>
+        <w:spacing w:before="240" w:after="240" w:line="360" w:lineRule="auto"/>
+        <w:rPr>
+          <w:b/>
+          <w:bCs/>
+        </w:rPr>
+      </w:pPr>
+    </w:p>
+    <w:p>
+      <w:pPr>
+        <w:spacing w:before="240" w:after="240" w:line="360" w:lineRule="auto"/>
+        <w:rPr>
+          <w:i/>
+          <w:iCs/>
+        </w:rPr>
+      </w:pPr>
+      <w:r>
+        <w:rPr>
+          <w:b/>
+          <w:bCs/>
+        </w:rPr>
+        <w:t>INFOSYS | Software Engineer</w:t>
+      </w:r>
+      <w:r>
         <w:t xml:space="preserve"> | </w:t>
       </w:r>
       <w:r>
         <w:rPr>
-          <w:i w:val="1"/>
-          <w:iCs w:val="1"/>
-          <w:rtl w:val="0"/>
-        </w:rPr>
-        <w:t xml:space="preserve">Aug 2019 – Aug 2021</w:t>
+          <w:i/>
+          <w:iCs/>
+        </w:rPr>
+        <w:t>Aug 2019 – Aug 2021</w:t>
       </w:r>
     </w:p>
     <w:p>
@@ -498,77 +469,66 @@
           <w:ilvl w:val="0"/>
           <w:numId w:val="3"/>
         </w:numPr>
-        <w:spacing w:after="240" w:before="240" w:line="360" w:lineRule="auto"/>
-        <w:ind w:left="720" w:hanging="360"/>
-      </w:pPr>
-      <w:r>
-        <w:rPr>
-          <w:rtl w:val="0"/>
-        </w:rPr>
-        <w:t xml:space="preserve">Developed a custom parser and cron job for automated product data ingestion, boosting sales by 10% and reducing manual effort</w:t>
-      </w:r>
+        <w:spacing w:before="240" w:after="240" w:line="360" w:lineRule="auto"/>
+      </w:pPr>
+      <w:r>
+        <w:t xml:space="preserve">Developed a custom parser and </w:t>
+      </w:r>
+      <w:r>
+        <w:t>CRON</w:t>
+      </w:r>
+      <w:r>
+        <w:t xml:space="preserve"> job for automated product data ingestion, boosting sales by 10% and reducing manual effort</w:t>
+      </w:r>
+      <w:bookmarkStart w:id="3" w:name="_bxachrh30qxo" w:colFirst="0" w:colLast="0"/>
+      <w:bookmarkEnd w:id="3"/>
     </w:p>
     <w:p>
       <w:pPr>
         <w:pStyle w:val="Heading3"/>
         <w:keepNext w:val="0"/>
         <w:keepLines w:val="0"/>
-        <w:spacing w:before="280" w:lineRule="auto"/>
-        <w:rPr>
-          <w:b w:val="1"/>
-          <w:bCs w:val="1"/>
+        <w:spacing w:before="280"/>
+        <w:rPr>
+          <w:b/>
+          <w:bCs/>
           <w:color w:val="000000"/>
           <w:sz w:val="26"/>
           <w:szCs w:val="26"/>
         </w:rPr>
       </w:pPr>
-      <w:bookmarkStart w:colFirst="0" w:colLast="0" w:name="_bxachrh30qxo" w:id="3"/>
-      <w:bookmarkEnd w:id="3"/>
-      <w:r>
-        <w:rPr>
-          <w:b w:val="1"/>
-          <w:bCs w:val="1"/>
+      <w:r>
+        <w:rPr>
+          <w:b/>
+          <w:bCs/>
           <w:color w:val="000000"/>
           <w:sz w:val="26"/>
           <w:szCs w:val="26"/>
-          <w:rtl w:val="0"/>
-        </w:rPr>
-        <w:t xml:space="preserve">EDUCATION</w:t>
-      </w:r>
-    </w:p>
-    <w:p>
-      <w:pPr>
-        <w:spacing w:after="240" w:before="240" w:lineRule="auto"/>
-        <w:rPr/>
-      </w:pPr>
-      <w:r>
-        <w:rPr>
-          <w:b w:val="1"/>
-          <w:bCs w:val="1"/>
-          <w:rtl w:val="0"/>
-        </w:rPr>
-        <w:t xml:space="preserve">Malaviya National Institute of Technology (MNIT), Jaipur</w:t>
-      </w:r>
-      <w:r>
-        <w:rPr>
-          <w:rtl w:val="0"/>
-        </w:rPr>
-        <w:t xml:space="preserve"> | 2015-</w:t>
-      </w:r>
-      <w:r>
-        <w:rPr>
-          <w:rtl w:val="0"/>
-        </w:rPr>
-        <w:t xml:space="preserve">2019</w:t>
+        </w:rPr>
+        <w:t>EDUCATION</w:t>
+      </w:r>
+    </w:p>
+    <w:p>
+      <w:pPr>
+        <w:spacing w:before="240" w:after="240"/>
+      </w:pPr>
+      <w:r>
+        <w:t>Malaviya National Institute of Technology (MNIT), Jaipur</w:t>
+      </w:r>
+      <w:r>
+        <w:t xml:space="preserve"> | 2015-2019</w:t>
+      </w:r>
+      <w:r>
         <w:tab/>
+      </w:r>
+      <w:r>
         <w:tab/>
+      </w:r>
+      <w:r>
         <w:tab/>
+      </w:r>
+      <w:r>
         <w:tab/>
-      </w:r>
-      <w:r>
-        <w:rPr>
-          <w:rtl w:val="0"/>
-        </w:rPr>
         <w:t xml:space="preserve"> 9.34 / 10.0</w:t>
       </w:r>
     </w:p>
@@ -577,384 +537,795 @@
         <w:pStyle w:val="Heading3"/>
         <w:keepNext w:val="0"/>
         <w:keepLines w:val="0"/>
-        <w:spacing w:before="280" w:lineRule="auto"/>
-        <w:rPr>
-          <w:b w:val="1"/>
-          <w:bCs w:val="1"/>
+        <w:spacing w:before="280"/>
+        <w:rPr>
+          <w:b/>
+          <w:bCs/>
           <w:color w:val="000000"/>
           <w:sz w:val="26"/>
           <w:szCs w:val="26"/>
         </w:rPr>
       </w:pPr>
-      <w:bookmarkStart w:colFirst="0" w:colLast="0" w:name="_gdlagte7tioe" w:id="4"/>
+      <w:bookmarkStart w:id="4" w:name="_gdlagte7tioe" w:colFirst="0" w:colLast="0"/>
       <w:bookmarkEnd w:id="4"/>
       <w:r>
         <w:rPr>
-          <w:b w:val="1"/>
-          <w:bCs w:val="1"/>
+          <w:b/>
+          <w:bCs/>
           <w:color w:val="000000"/>
           <w:sz w:val="26"/>
           <w:szCs w:val="26"/>
-          <w:rtl w:val="0"/>
-        </w:rPr>
-        <w:br w:type="textWrapping"/>
-        <w:t xml:space="preserve">PROJECTS</w:t>
-      </w:r>
-    </w:p>
-    <w:p>
-      <w:pPr>
-        <w:spacing w:after="240" w:before="240" w:lineRule="auto"/>
-        <w:rPr>
-          <w:b w:val="1"/>
-          <w:bCs w:val="1"/>
-        </w:rPr>
-      </w:pPr>
-      <w:hyperlink r:id="rId10">
-        <w:r>
-          <w:rPr>
-            <w:b w:val="1"/>
-            <w:bCs w:val="1"/>
-            <w:color w:val="1155cc"/>
-            <w:u w:val="single"/>
-            <w:rtl w:val="0"/>
-          </w:rPr>
-          <w:t xml:space="preserve">WhizChat</w:t>
-        </w:r>
-      </w:hyperlink>
-      <w:r>
-        <w:rPr>
-          <w:rtl w:val="0"/>
-        </w:rPr>
-      </w:r>
-    </w:p>
-    <w:p>
-      <w:pPr>
-        <w:spacing w:after="240" w:before="240" w:lineRule="auto"/>
-        <w:ind w:left="0" w:firstLine="0"/>
-        <w:rPr/>
-      </w:pPr>
-      <w:r>
-        <w:rPr>
-          <w:rFonts w:ascii="Roboto" w:cs="Roboto" w:eastAsia="Roboto" w:hAnsi="Roboto"/>
-          <w:sz w:val="21"/>
-          <w:szCs w:val="21"/>
-          <w:highlight w:val="white"/>
-          <w:rtl w:val="0"/>
-        </w:rPr>
-        <w:t xml:space="preserve">Architected a full-stack real-time chat application integrating </w:t>
-      </w:r>
-      <w:r>
-        <w:rPr>
-          <w:rFonts w:ascii="Roboto" w:cs="Roboto" w:eastAsia="Roboto" w:hAnsi="Roboto"/>
-          <w:b w:val="1"/>
-          <w:bCs w:val="1"/>
-          <w:sz w:val="21"/>
-          <w:szCs w:val="21"/>
-          <w:highlight w:val="white"/>
-          <w:rtl w:val="0"/>
-        </w:rPr>
-        <w:t xml:space="preserve">WebSockets</w:t>
-      </w:r>
-      <w:r>
-        <w:rPr>
-          <w:rFonts w:ascii="Roboto" w:cs="Roboto" w:eastAsia="Roboto" w:hAnsi="Roboto"/>
-          <w:sz w:val="21"/>
-          <w:szCs w:val="21"/>
-          <w:highlight w:val="white"/>
-          <w:rtl w:val="0"/>
-        </w:rPr>
-        <w:t xml:space="preserve"> for instant messaging and </w:t>
-      </w:r>
-      <w:r>
-        <w:rPr>
-          <w:rFonts w:ascii="Roboto" w:cs="Roboto" w:eastAsia="Roboto" w:hAnsi="Roboto"/>
-          <w:b w:val="1"/>
-          <w:bCs w:val="1"/>
-          <w:sz w:val="21"/>
-          <w:szCs w:val="21"/>
-          <w:highlight w:val="white"/>
-          <w:rtl w:val="0"/>
-        </w:rPr>
-        <w:t xml:space="preserve">Keycloak </w:t>
-      </w:r>
-      <w:r>
-        <w:rPr>
-          <w:rFonts w:ascii="Roboto" w:cs="Roboto" w:eastAsia="Roboto" w:hAnsi="Roboto"/>
-          <w:sz w:val="21"/>
-          <w:szCs w:val="21"/>
-          <w:highlight w:val="white"/>
-          <w:rtl w:val="0"/>
-        </w:rPr>
-        <w:t xml:space="preserve">for OAuth2-compliant authentication across a </w:t>
-      </w:r>
-      <w:r>
-        <w:rPr>
-          <w:rFonts w:ascii="Roboto" w:cs="Roboto" w:eastAsia="Roboto" w:hAnsi="Roboto"/>
-          <w:b w:val="1"/>
-          <w:bCs w:val="1"/>
-          <w:sz w:val="21"/>
-          <w:szCs w:val="21"/>
-          <w:highlight w:val="white"/>
-          <w:rtl w:val="0"/>
-        </w:rPr>
-        <w:t xml:space="preserve">Spring Boot</w:t>
-      </w:r>
-      <w:r>
-        <w:rPr>
-          <w:rFonts w:ascii="Roboto" w:cs="Roboto" w:eastAsia="Roboto" w:hAnsi="Roboto"/>
-          <w:sz w:val="21"/>
-          <w:szCs w:val="21"/>
-          <w:highlight w:val="white"/>
-          <w:rtl w:val="0"/>
-        </w:rPr>
-        <w:t xml:space="preserve"> and </w:t>
-      </w:r>
-      <w:r>
-        <w:rPr>
-          <w:rFonts w:ascii="Roboto" w:cs="Roboto" w:eastAsia="Roboto" w:hAnsi="Roboto"/>
-          <w:b w:val="1"/>
-          <w:bCs w:val="1"/>
-          <w:sz w:val="21"/>
-          <w:szCs w:val="21"/>
-          <w:highlight w:val="white"/>
-          <w:rtl w:val="0"/>
-        </w:rPr>
-        <w:t xml:space="preserve">Angular</w:t>
-      </w:r>
-      <w:r>
-        <w:rPr>
-          <w:rFonts w:ascii="Roboto" w:cs="Roboto" w:eastAsia="Roboto" w:hAnsi="Roboto"/>
-          <w:sz w:val="21"/>
-          <w:szCs w:val="21"/>
-          <w:highlight w:val="white"/>
-          <w:rtl w:val="0"/>
-        </w:rPr>
-        <w:t xml:space="preserve"> ecosystem.</w:t>
-      </w:r>
-      <w:r>
-        <w:rPr>
-          <w:rtl w:val="0"/>
-        </w:rPr>
-      </w:r>
-    </w:p>
-    <w:p>
-      <w:pPr>
-        <w:spacing w:after="240" w:before="240" w:lineRule="auto"/>
-        <w:rPr>
-          <w:b w:val="1"/>
-          <w:bCs w:val="1"/>
-          <w:u w:val="single"/>
-        </w:rPr>
-      </w:pPr>
-      <w:hyperlink r:id="rId11">
-        <w:r>
-          <w:rPr>
-            <w:b w:val="1"/>
-            <w:bCs w:val="1"/>
-            <w:color w:val="1155cc"/>
-            <w:u w:val="single"/>
-            <w:rtl w:val="0"/>
-          </w:rPr>
-          <w:t xml:space="preserve">Dynamic Grid Search Simulator</w:t>
-        </w:r>
-      </w:hyperlink>
-      <w:r>
-        <w:rPr>
-          <w:rtl w:val="0"/>
-        </w:rPr>
-      </w:r>
-    </w:p>
-    <w:p>
-      <w:pPr>
-        <w:spacing w:after="240" w:before="240" w:lineRule="auto"/>
-        <w:ind w:left="0" w:firstLine="0"/>
-        <w:rPr/>
-      </w:pPr>
-      <w:r>
-        <w:rPr>
-          <w:rtl w:val="0"/>
-        </w:rPr>
-        <w:t xml:space="preserve">Architected a responsive graph algorithm visualizer in </w:t>
-      </w:r>
-      <w:r>
-        <w:rPr>
-          <w:b w:val="1"/>
-          <w:bCs w:val="1"/>
-          <w:rtl w:val="0"/>
-        </w:rPr>
-        <w:t xml:space="preserve">React </w:t>
-      </w:r>
-      <w:r>
-        <w:rPr>
-          <w:rtl w:val="0"/>
-        </w:rPr>
-        <w:t xml:space="preserve">and  </w:t>
-      </w:r>
-      <w:r>
-        <w:rPr>
-          <w:b w:val="1"/>
-          <w:bCs w:val="1"/>
-          <w:rtl w:val="0"/>
-        </w:rPr>
-        <w:t xml:space="preserve">TypeScript</w:t>
-      </w:r>
-      <w:r>
-        <w:rPr>
-          <w:rtl w:val="0"/>
-        </w:rPr>
-        <w:t xml:space="preserve">, implementing type-safe l</w:t>
-      </w:r>
-      <w:r>
-        <w:rPr>
-          <w:i w:val="1"/>
-          <w:iCs w:val="1"/>
-          <w:rtl w:val="0"/>
-        </w:rPr>
-        <w:t xml:space="preserve">ogic for A</w:t>
-      </w:r>
-      <w:r>
-        <w:rPr>
-          <w:rtl w:val="0"/>
-        </w:rPr>
-        <w:t xml:space="preserve"> and Dijkstra with a maintainable, decoupled UI built on </w:t>
-      </w:r>
-      <w:r>
-        <w:rPr>
-          <w:b w:val="1"/>
-          <w:bCs w:val="1"/>
-          <w:rtl w:val="0"/>
-        </w:rPr>
-        <w:t xml:space="preserve">Tailwind CSS.</w:t>
-      </w:r>
-      <w:r>
-        <w:rPr>
-          <w:rtl w:val="0"/>
-        </w:rPr>
-      </w:r>
-    </w:p>
-    <w:p>
-      <w:pPr>
-        <w:spacing w:after="240" w:before="240" w:lineRule="auto"/>
-        <w:ind w:left="0" w:firstLine="0"/>
-        <w:rPr>
-          <w:b w:val="1"/>
-          <w:bCs w:val="1"/>
-        </w:rPr>
+        </w:rPr>
+        <w:br/>
+      </w:r>
+      <w:r>
+        <w:rPr>
+          <w:b/>
+          <w:bCs/>
+          <w:color w:val="000000"/>
+          <w:sz w:val="26"/>
+          <w:szCs w:val="26"/>
+        </w:rPr>
+        <w:t>PROJECTS</w:t>
+      </w:r>
+    </w:p>
+    <w:p>
+      <w:pPr>
+        <w:spacing w:before="240" w:after="240"/>
       </w:pPr>
       <w:hyperlink r:id="rId12">
         <w:r>
           <w:rPr>
-            <w:b w:val="1"/>
-            <w:bCs w:val="1"/>
-            <w:color w:val="1155cc"/>
+            <w:color w:val="1155CC"/>
             <w:u w:val="single"/>
-            <w:rtl w:val="0"/>
+          </w:rPr>
+          <w:t>WhizChat</w:t>
+        </w:r>
+      </w:hyperlink>
+    </w:p>
+    <w:p>
+      <w:pPr>
+        <w:spacing w:before="240" w:after="240"/>
+      </w:pPr>
+      <w:r>
+        <w:rPr>
+          <w:rFonts w:eastAsia="Roboto"/>
+          <w:highlight w:val="white"/>
+        </w:rPr>
+        <w:t xml:space="preserve">Architected a full-stack real-time chat application integrating </w:t>
+      </w:r>
+      <w:r>
+        <w:rPr>
+          <w:rFonts w:eastAsia="Roboto"/>
+          <w:highlight w:val="white"/>
+        </w:rPr>
+        <w:t>WebSocket</w:t>
+      </w:r>
+      <w:r>
+        <w:rPr>
+          <w:rFonts w:eastAsia="Roboto"/>
+          <w:highlight w:val="white"/>
+        </w:rPr>
+        <w:t xml:space="preserve"> for instant messaging and </w:t>
+      </w:r>
+      <w:r>
+        <w:rPr>
+          <w:rFonts w:eastAsia="Roboto"/>
+          <w:highlight w:val="white"/>
+        </w:rPr>
+        <w:t>Key cloak</w:t>
+      </w:r>
+      <w:r>
+        <w:rPr>
+          <w:rFonts w:eastAsia="Roboto"/>
+          <w:highlight w:val="white"/>
+        </w:rPr>
+        <w:t xml:space="preserve"> for OAuth2-compliant authentication across a Spring Boot and Angular ecosystem.</w:t>
+      </w:r>
+    </w:p>
+    <w:p>
+      <w:pPr>
+        <w:spacing w:before="240" w:after="240"/>
+        <w:rPr>
+          <w:u w:val="single"/>
+        </w:rPr>
+      </w:pPr>
+      <w:hyperlink r:id="rId13">
+        <w:r>
+          <w:rPr>
+            <w:color w:val="1155CC"/>
+            <w:u w:val="single"/>
+          </w:rPr>
+          <w:t>Dynamic Grid Search Simulator</w:t>
+        </w:r>
+      </w:hyperlink>
+    </w:p>
+    <w:p>
+      <w:pPr>
+        <w:spacing w:before="240" w:after="240"/>
+      </w:pPr>
+      <w:r>
+        <w:t xml:space="preserve">Architected a responsive graph algorithm visualizer in React </w:t>
+      </w:r>
+      <w:r>
+        <w:t>and TypeScript</w:t>
+      </w:r>
+      <w:r>
+        <w:t>, implementing type-safe l</w:t>
+      </w:r>
+      <w:r>
+        <w:rPr>
+          <w:i/>
+          <w:iCs/>
+        </w:rPr>
+        <w:t>ogic for A</w:t>
+      </w:r>
+      <w:r>
+        <w:rPr>
+          <w:i/>
+          <w:iCs/>
+        </w:rPr>
+        <w:t>*</w:t>
+      </w:r>
+      <w:r>
+        <w:t xml:space="preserve"> and Dijkstra with a maintainable, decoupled UI built on Tailwind CSS.</w:t>
+      </w:r>
+    </w:p>
+    <w:p>
+      <w:pPr>
+        <w:spacing w:before="240" w:after="240"/>
+      </w:pPr>
+      <w:hyperlink r:id="rId14">
+        <w:r>
+          <w:rPr>
+            <w:color w:val="1155CC"/>
+            <w:u w:val="single"/>
           </w:rPr>
           <w:t xml:space="preserve">Prism </w:t>
         </w:r>
       </w:hyperlink>
-      <w:r>
-        <w:rPr>
-          <w:rtl w:val="0"/>
-        </w:rPr>
-      </w:r>
-    </w:p>
-    <w:p>
-      <w:pPr>
-        <w:spacing w:after="240" w:before="240" w:lineRule="auto"/>
-        <w:ind w:left="0" w:firstLine="0"/>
-        <w:rPr/>
-      </w:pPr>
-      <w:r>
-        <w:rPr>
-          <w:rtl w:val="0"/>
-        </w:rPr>
-        <w:t xml:space="preserve">Architected a standalone video portal using </w:t>
-      </w:r>
-      <w:r>
-        <w:rPr>
-          <w:b w:val="1"/>
-          <w:bCs w:val="1"/>
-          <w:rtl w:val="0"/>
-        </w:rPr>
-        <w:t xml:space="preserve">React </w:t>
-      </w:r>
-      <w:r>
-        <w:rPr>
-          <w:rtl w:val="0"/>
-        </w:rPr>
-        <w:t xml:space="preserve">and the </w:t>
-      </w:r>
-      <w:r>
-        <w:rPr>
-          <w:b w:val="1"/>
-          <w:bCs w:val="1"/>
-          <w:rtl w:val="0"/>
-        </w:rPr>
-        <w:t xml:space="preserve">YouTube Data API</w:t>
-      </w:r>
-      <w:r>
-        <w:rPr>
-          <w:rtl w:val="0"/>
-        </w:rPr>
-        <w:t xml:space="preserve">, implementing client-side persistence via </w:t>
-      </w:r>
-      <w:r>
-        <w:rPr>
-          <w:b w:val="1"/>
-          <w:bCs w:val="1"/>
-          <w:rtl w:val="0"/>
-        </w:rPr>
-        <w:t xml:space="preserve">LocalStorage </w:t>
-      </w:r>
-      <w:r>
-        <w:rPr>
-          <w:rtl w:val="0"/>
-        </w:rPr>
-        <w:t xml:space="preserve">and robust global state management to deliver a dynamic, backend-less user experience.</w:t>
-      </w:r>
-      <w:r>
-        <w:rPr>
-          <w:rtl w:val="0"/>
-        </w:rPr>
-      </w:r>
-    </w:p>
-    <w:p>
-      <w:pPr>
-        <w:spacing w:after="240" w:before="240" w:lineRule="auto"/>
-        <w:ind w:left="0" w:firstLine="0"/>
-        <w:rPr/>
-      </w:pPr>
-      <w:r>
-        <w:rPr>
-          <w:rtl w:val="0"/>
-        </w:rPr>
-      </w:r>
-    </w:p>
-    <w:p>
-      <w:pPr>
-        <w:rPr>
-          <w:color w:val="1f1f1f"/>
-        </w:rPr>
-      </w:pPr>
-      <w:r>
-        <w:rPr>
-          <w:rtl w:val="0"/>
-        </w:rPr>
-      </w:r>
+    </w:p>
+    <w:p>
+      <w:pPr>
+        <w:spacing w:before="240" w:after="240"/>
+      </w:pPr>
+      <w:r>
+        <w:t xml:space="preserve">Architected a standalone video portal using React and the YouTube Data API, implementing client-side persistence via </w:t>
+      </w:r>
+      <w:r>
+        <w:t>Local Storage</w:t>
+      </w:r>
+      <w:r>
+        <w:t xml:space="preserve"> and robust global state management to deliver a dynamic, backend-less user experience.</w:t>
+      </w:r>
+    </w:p>
+    <w:p>
+      <w:pPr>
+        <w:spacing w:before="240" w:after="240"/>
+      </w:pPr>
+    </w:p>
+    <w:p>
+      <w:pPr>
+        <w:rPr>
+          <w:color w:val="1F1F1F"/>
+        </w:rPr>
+      </w:pPr>
     </w:p>
     <w:sectPr>
-      <w:pgSz w:h="16838" w:w="11906" w:orient="portrait"/>
-      <w:pgMar w:bottom="720" w:top="144" w:left="720" w:right="720" w:header="720" w:footer="720"/>
+      <w:headerReference w:type="even" r:id="rId15"/>
+      <w:headerReference w:type="default" r:id="rId16"/>
+      <w:footerReference w:type="even" r:id="rId17"/>
+      <w:footerReference w:type="default" r:id="rId18"/>
+      <w:headerReference w:type="first" r:id="rId19"/>
+      <w:footerReference w:type="first" r:id="rId20"/>
+      <w:pgSz w:w="11906" w:h="16838"/>
+      <w:pgMar w:top="720" w:right="720" w:bottom="720" w:left="720" w:header="0" w:footer="0" w:gutter="0"/>
       <w:pgNumType w:start="1"/>
+      <w:cols w:space="720"/>
+      <w:docGrid w:linePitch="299"/>
     </w:sectPr>
   </w:body>
 </w:document>
 </file>
 
+<file path=word/endnotes.xml><?xml version="1.0" encoding="utf-8"?>
+<w:endnotes xmlns:wpc="http://schemas.microsoft.com/office/word/2010/wordprocessingCanvas" xmlns:cx="http://schemas.microsoft.com/office/drawing/2014/chartex" xmlns:cx1="http://schemas.microsoft.com/office/drawing/2015/9/8/chartex" xmlns:cx2="http://schemas.microsoft.com/office/drawing/2015/10/21/chartex" xmlns:cx3="http://schemas.microsoft.com/office/drawing/2016/5/9/chartex" xmlns:cx4="http://schemas.microsoft.com/office/drawing/2016/5/10/chartex" xmlns:cx5="http://schemas.microsoft.com/office/drawing/2016/5/11/chartex" xmlns:cx6="http://schemas.microsoft.com/office/drawing/2016/5/12/chartex" xmlns:cx7="http://schemas.microsoft.com/office/drawing/2016/5/13/chartex" xmlns:cx8="http://schemas.microsoft.com/office/drawing/2016/5/14/chartex" xmlns:mc="http://schemas.openxmlformats.org/markup-compatibility/2006" xmlns:aink="http://schemas.microsoft.com/office/drawing/2016/ink" xmlns:am3d="http://schemas.microsoft.com/office/drawing/2017/model3d" xmlns:o="urn:schemas-microsoft-com:office:office" xmlns:oel="http://schemas.microsoft.com/office/2019/extlst" xmlns:r="http://schemas.openxmlformats.org/officeDocument/2006/relationships" xmlns:m="http://schemas.openxmlformats.org/officeDocument/2006/math" xmlns:v="urn:schemas-microsoft-com:vml" xmlns:wp14="http://schemas.microsoft.com/office/word/2010/wordprocessingDrawing" xmlns:wp="http://schemas.openxmlformats.org/drawingml/2006/wordprocessingDrawing" xmlns:w10="urn:schemas-microsoft-com:office:word" xmlns:w="http://schemas.openxmlformats.org/wordprocessingml/2006/main" xmlns:w14="http://schemas.microsoft.com/office/word/2010/wordml" xmlns:w15="http://schemas.microsoft.com/office/word/2012/wordml" xmlns:w16cex="http://schemas.microsoft.com/office/word/2018/wordml/cex" xmlns:w16cid="http://schemas.microsoft.com/office/word/2016/wordml/cid" xmlns:w16="http://schemas.microsoft.com/office/word/2018/wordml" xmlns:w16du="http://schemas.microsoft.com/office/word/2023/wordml/word16du" xmlns:w16sdtdh="http://schemas.microsoft.com/office/word/2020/wordml/sdtdatahash" xmlns:w16sdtfl="http://schemas.microsoft.com/office/word/2024/wordml/sdtformatlock" xmlns:w16se="http://schemas.microsoft.com/office/word/2015/wordml/symex" xmlns:wpg="http://schemas.microsoft.com/office/word/2010/wordprocessingGroup" xmlns:wpi="http://schemas.microsoft.com/office/word/2010/wordprocessingInk" xmlns:wne="http://schemas.microsoft.com/office/word/2006/wordml" xmlns:wps="http://schemas.microsoft.com/office/word/2010/wordprocessingShape" mc:Ignorable="w14 w15 w16se w16cid w16 w16cex w16sdtdh w16sdtfl w16du wp14">
+  <w:endnote w:type="separator" w:id="-1">
+    <w:p>
+      <w:pPr>
+        <w:spacing w:line="240" w:lineRule="auto"/>
+      </w:pPr>
+      <w:r>
+        <w:separator/>
+      </w:r>
+    </w:p>
+  </w:endnote>
+  <w:endnote w:type="continuationSeparator" w:id="0">
+    <w:p>
+      <w:pPr>
+        <w:spacing w:line="240" w:lineRule="auto"/>
+      </w:pPr>
+      <w:r>
+        <w:continuationSeparator/>
+      </w:r>
+    </w:p>
+  </w:endnote>
+</w:endnotes>
+</file>
+
+<file path=word/footer1.xml><?xml version="1.0" encoding="utf-8"?>
+<w:ftr xmlns:wpc="http://schemas.microsoft.com/office/word/2010/wordprocessingCanvas" xmlns:cx="http://schemas.microsoft.com/office/drawing/2014/chartex" xmlns:cx1="http://schemas.microsoft.com/office/drawing/2015/9/8/chartex" xmlns:cx2="http://schemas.microsoft.com/office/drawing/2015/10/21/chartex" xmlns:cx3="http://schemas.microsoft.com/office/drawing/2016/5/9/chartex" xmlns:cx4="http://schemas.microsoft.com/office/drawing/2016/5/10/chartex" xmlns:cx5="http://schemas.microsoft.com/office/drawing/2016/5/11/chartex" xmlns:cx6="http://schemas.microsoft.com/office/drawing/2016/5/12/chartex" xmlns:cx7="http://schemas.microsoft.com/office/drawing/2016/5/13/chartex" xmlns:cx8="http://schemas.microsoft.com/office/drawing/2016/5/14/chartex" xmlns:mc="http://schemas.openxmlformats.org/markup-compatibility/2006" xmlns:aink="http://schemas.microsoft.com/office/drawing/2016/ink" xmlns:am3d="http://schemas.microsoft.com/office/drawing/2017/model3d" xmlns:o="urn:schemas-microsoft-com:office:office" xmlns:oel="http://schemas.microsoft.com/office/2019/extlst" xmlns:r="http://schemas.openxmlformats.org/officeDocument/2006/relationships" xmlns:m="http://schemas.openxmlformats.org/officeDocument/2006/math" xmlns:v="urn:schemas-microsoft-com:vml" xmlns:wp14="http://schemas.microsoft.com/office/word/2010/wordprocessingDrawing" xmlns:wp="http://schemas.openxmlformats.org/drawingml/2006/wordprocessingDrawing" xmlns:w10="urn:schemas-microsoft-com:office:word" xmlns:w="http://schemas.openxmlformats.org/wordprocessingml/2006/main" xmlns:w14="http://schemas.microsoft.com/office/word/2010/wordml" xmlns:w15="http://schemas.microsoft.com/office/word/2012/wordml" xmlns:w16cex="http://schemas.microsoft.com/office/word/2018/wordml/cex" xmlns:w16cid="http://schemas.microsoft.com/office/word/2016/wordml/cid" xmlns:w16="http://schemas.microsoft.com/office/word/2018/wordml" xmlns:w16du="http://schemas.microsoft.com/office/word/2023/wordml/word16du" xmlns:w16sdtdh="http://schemas.microsoft.com/office/word/2020/wordml/sdtdatahash" xmlns:w16sdtfl="http://schemas.microsoft.com/office/word/2024/wordml/sdtformatlock" xmlns:w16se="http://schemas.microsoft.com/office/word/2015/wordml/symex" xmlns:wpg="http://schemas.microsoft.com/office/word/2010/wordprocessingGroup" xmlns:wpi="http://schemas.microsoft.com/office/word/2010/wordprocessingInk" xmlns:wne="http://schemas.microsoft.com/office/word/2006/wordml" xmlns:wps="http://schemas.microsoft.com/office/word/2010/wordprocessingShape" mc:Ignorable="w14 w15 w16se w16cid w16 w16cex w16sdtdh w16sdtfl w16du wp14">
+  <w:p>
+    <w:pPr>
+      <w:pStyle w:val="Footer"/>
+    </w:pPr>
+    <w:r>
+      <w:rPr>
+        <w:noProof/>
+      </w:rPr>
+      <mc:AlternateContent>
+        <mc:Choice Requires="wps">
+          <w:drawing>
+            <wp:anchor distT="0" distB="0" distL="0" distR="0" simplePos="0" relativeHeight="251662336" behindDoc="0" locked="0" layoutInCell="1" allowOverlap="1" wp14:anchorId="2FF5D49B" wp14:editId="10D4FD23">
+              <wp:simplePos x="635" y="635"/>
+              <wp:positionH relativeFrom="page">
+                <wp:align>left</wp:align>
+              </wp:positionH>
+              <wp:positionV relativeFrom="page">
+                <wp:align>bottom</wp:align>
+              </wp:positionV>
+              <wp:extent cx="2940685" cy="368935"/>
+              <wp:effectExtent l="0" t="0" r="5715" b="0"/>
+              <wp:wrapNone/>
+              <wp:docPr id="223770919" name="Text Box 5" descr="Confidential - Oracle Restricted \Employees Only">
+                <a:extLst xmlns:a="http://schemas.openxmlformats.org/drawingml/2006/main">
+                  <a:ext uri="{5AE41FA2-C0FF-4470-9BD4-5FADCA87CBE2}">
+                    <aclsh:classification xmlns:aclsh="http://schemas.microsoft.com/office/drawing/2020/classificationShape" classificationOutcomeType="ftr"/>
+                  </a:ext>
+                </a:extLst>
+              </wp:docPr>
+              <wp:cNvGraphicFramePr/>
+              <a:graphic xmlns:a="http://schemas.openxmlformats.org/drawingml/2006/main">
+                <a:graphicData uri="http://schemas.microsoft.com/office/word/2010/wordprocessingShape">
+                  <wps:wsp>
+                    <wps:cNvSpPr txBox="1"/>
+                    <wps:spPr>
+                      <a:xfrm>
+                        <a:off x="0" y="0"/>
+                        <a:ext cx="2940685" cy="368935"/>
+                      </a:xfrm>
+                      <a:prstGeom prst="rect">
+                        <a:avLst/>
+                      </a:prstGeom>
+                      <a:noFill/>
+                      <a:ln>
+                        <a:noFill/>
+                      </a:ln>
+                    </wps:spPr>
+                    <wps:txbx>
+                      <w:txbxContent>
+                        <w:p>
+                          <w:pPr>
+                            <w:rPr>
+                              <w:rFonts w:ascii="Aptos" w:eastAsia="Aptos" w:hAnsi="Aptos" w:cs="Aptos"/>
+                              <w:noProof/>
+                              <w:color w:val="000000"/>
+                              <w:sz w:val="20"/>
+                              <w:szCs w:val="20"/>
+                            </w:rPr>
+                          </w:pPr>
+                          <w:r>
+                            <w:rPr>
+                              <w:rFonts w:ascii="Aptos" w:eastAsia="Aptos" w:hAnsi="Aptos" w:cs="Aptos"/>
+                              <w:noProof/>
+                              <w:color w:val="000000"/>
+                              <w:sz w:val="20"/>
+                              <w:szCs w:val="20"/>
+                            </w:rPr>
+                            <w:t>Confidential - Oracle Restricted \Employees Only</w:t>
+                          </w:r>
+                        </w:p>
+                      </w:txbxContent>
+                    </wps:txbx>
+                    <wps:bodyPr rot="0" spcFirstLastPara="0" vertOverflow="overflow" horzOverflow="overflow" vert="horz" wrap="none" lIns="254000" tIns="0" rIns="0" bIns="190500" numCol="1" spcCol="0" rtlCol="0" fromWordArt="0" anchor="b" anchorCtr="0" forceAA="0" compatLnSpc="1">
+                      <a:prstTxWarp prst="textNoShape">
+                        <a:avLst/>
+                      </a:prstTxWarp>
+                      <a:spAutoFit/>
+                    </wps:bodyPr>
+                  </wps:wsp>
+                </a:graphicData>
+              </a:graphic>
+            </wp:anchor>
+          </w:drawing>
+        </mc:Choice>
+        <mc:Fallback>
+          <w:pict>
+            <v:shapetype w14:anchorId="2FF5D49B" id="_x0000_t202" coordsize="21600,21600" o:spt="202" path="m,l,21600r21600,l21600,xe">
+              <v:stroke joinstyle="miter"/>
+              <v:path gradientshapeok="t" o:connecttype="rect"/>
+            </v:shapetype>
+            <v:shape id="Text Box 5" o:spid="_x0000_s1027" type="#_x0000_t202" alt="Confidential - Oracle Restricted \Employees Only" style="position:absolute;margin-left:0;margin-top:0;width:231.55pt;height:29.05pt;z-index:251662336;visibility:visible;mso-wrap-style:none;mso-wrap-distance-left:0;mso-wrap-distance-top:0;mso-wrap-distance-right:0;mso-wrap-distance-bottom:0;mso-position-horizontal:left;mso-position-horizontal-relative:page;mso-position-vertical:bottom;mso-position-vertical-relative:page;v-text-anchor:bottom" o:gfxdata="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" filled="f" stroked="f">
+              <v:textbox style="mso-fit-shape-to-text:t" inset="20pt,0,0,15pt">
+                <w:txbxContent>
+                  <w:p>
+                    <w:pPr>
+                      <w:rPr>
+                        <w:rFonts w:ascii="Aptos" w:eastAsia="Aptos" w:hAnsi="Aptos" w:cs="Aptos"/>
+                        <w:noProof/>
+                        <w:color w:val="000000"/>
+                        <w:sz w:val="20"/>
+                        <w:szCs w:val="20"/>
+                      </w:rPr>
+                    </w:pPr>
+                    <w:r>
+                      <w:rPr>
+                        <w:rFonts w:ascii="Aptos" w:eastAsia="Aptos" w:hAnsi="Aptos" w:cs="Aptos"/>
+                        <w:noProof/>
+                        <w:color w:val="000000"/>
+                        <w:sz w:val="20"/>
+                        <w:szCs w:val="20"/>
+                      </w:rPr>
+                      <w:t>Confidential - Oracle Restricted \Employees Only</w:t>
+                    </w:r>
+                  </w:p>
+                </w:txbxContent>
+              </v:textbox>
+              <w10:wrap anchorx="page" anchory="page"/>
+            </v:shape>
+          </w:pict>
+        </mc:Fallback>
+      </mc:AlternateContent>
+    </w:r>
+  </w:p>
+</w:ftr>
+</file>
+
+<file path=word/footer2.xml><?xml version="1.0" encoding="utf-8"?>
+<w:ftr xmlns:wpc="http://schemas.microsoft.com/office/word/2010/wordprocessingCanvas" xmlns:cx="http://schemas.microsoft.com/office/drawing/2014/chartex" xmlns:cx1="http://schemas.microsoft.com/office/drawing/2015/9/8/chartex" xmlns:cx2="http://schemas.microsoft.com/office/drawing/2015/10/21/chartex" xmlns:cx3="http://schemas.microsoft.com/office/drawing/2016/5/9/chartex" xmlns:cx4="http://schemas.microsoft.com/office/drawing/2016/5/10/chartex" xmlns:cx5="http://schemas.microsoft.com/office/drawing/2016/5/11/chartex" xmlns:cx6="http://schemas.microsoft.com/office/drawing/2016/5/12/chartex" xmlns:cx7="http://schemas.microsoft.com/office/drawing/2016/5/13/chartex" xmlns:cx8="http://schemas.microsoft.com/office/drawing/2016/5/14/chartex" xmlns:mc="http://schemas.openxmlformats.org/markup-compatibility/2006" xmlns:aink="http://schemas.microsoft.com/office/drawing/2016/ink" xmlns:am3d="http://schemas.microsoft.com/office/drawing/2017/model3d" xmlns:o="urn:schemas-microsoft-com:office:office" xmlns:oel="http://schemas.microsoft.com/office/2019/extlst" xmlns:r="http://schemas.openxmlformats.org/officeDocument/2006/relationships" xmlns:m="http://schemas.openxmlformats.org/officeDocument/2006/math" xmlns:v="urn:schemas-microsoft-com:vml" xmlns:wp14="http://schemas.microsoft.com/office/word/2010/wordprocessingDrawing" xmlns:wp="http://schemas.openxmlformats.org/drawingml/2006/wordprocessingDrawing" xmlns:w10="urn:schemas-microsoft-com:office:word" xmlns:w="http://schemas.openxmlformats.org/wordprocessingml/2006/main" xmlns:w14="http://schemas.microsoft.com/office/word/2010/wordml" xmlns:w15="http://schemas.microsoft.com/office/word/2012/wordml" xmlns:w16cex="http://schemas.microsoft.com/office/word/2018/wordml/cex" xmlns:w16cid="http://schemas.microsoft.com/office/word/2016/wordml/cid" xmlns:w16="http://schemas.microsoft.com/office/word/2018/wordml" xmlns:w16du="http://schemas.microsoft.com/office/word/2023/wordml/word16du" xmlns:w16sdtdh="http://schemas.microsoft.com/office/word/2020/wordml/sdtdatahash" xmlns:w16sdtfl="http://schemas.microsoft.com/office/word/2024/wordml/sdtformatlock" xmlns:w16se="http://schemas.microsoft.com/office/word/2015/wordml/symex" xmlns:wpg="http://schemas.microsoft.com/office/word/2010/wordprocessingGroup" xmlns:wpi="http://schemas.microsoft.com/office/word/2010/wordprocessingInk" xmlns:wne="http://schemas.microsoft.com/office/word/2006/wordml" xmlns:wps="http://schemas.microsoft.com/office/word/2010/wordprocessingShape" mc:Ignorable="w14 w15 w16se w16cid w16 w16cex w16sdtdh w16sdtfl w16du wp14">
+  <w:p>
+    <w:pPr>
+      <w:pStyle w:val="Footer"/>
+    </w:pPr>
+  </w:p>
+  <w:p>
+    <w:pPr>
+      <w:pStyle w:val="Footer"/>
+    </w:pPr>
+  </w:p>
+</w:ftr>
+</file>
+
+<file path=word/footer3.xml><?xml version="1.0" encoding="utf-8"?>
+<w:ftr xmlns:wpc="http://schemas.microsoft.com/office/word/2010/wordprocessingCanvas" xmlns:cx="http://schemas.microsoft.com/office/drawing/2014/chartex" xmlns:cx1="http://schemas.microsoft.com/office/drawing/2015/9/8/chartex" xmlns:cx2="http://schemas.microsoft.com/office/drawing/2015/10/21/chartex" xmlns:cx3="http://schemas.microsoft.com/office/drawing/2016/5/9/chartex" xmlns:cx4="http://schemas.microsoft.com/office/drawing/2016/5/10/chartex" xmlns:cx5="http://schemas.microsoft.com/office/drawing/2016/5/11/chartex" xmlns:cx6="http://schemas.microsoft.com/office/drawing/2016/5/12/chartex" xmlns:cx7="http://schemas.microsoft.com/office/drawing/2016/5/13/chartex" xmlns:cx8="http://schemas.microsoft.com/office/drawing/2016/5/14/chartex" xmlns:mc="http://schemas.openxmlformats.org/markup-compatibility/2006" xmlns:aink="http://schemas.microsoft.com/office/drawing/2016/ink" xmlns:am3d="http://schemas.microsoft.com/office/drawing/2017/model3d" xmlns:o="urn:schemas-microsoft-com:office:office" xmlns:oel="http://schemas.microsoft.com/office/2019/extlst" xmlns:r="http://schemas.openxmlformats.org/officeDocument/2006/relationships" xmlns:m="http://schemas.openxmlformats.org/officeDocument/2006/math" xmlns:v="urn:schemas-microsoft-com:vml" xmlns:wp14="http://schemas.microsoft.com/office/word/2010/wordprocessingDrawing" xmlns:wp="http://schemas.openxmlformats.org/drawingml/2006/wordprocessingDrawing" xmlns:w10="urn:schemas-microsoft-com:office:word" xmlns:w="http://schemas.openxmlformats.org/wordprocessingml/2006/main" xmlns:w14="http://schemas.microsoft.com/office/word/2010/wordml" xmlns:w15="http://schemas.microsoft.com/office/word/2012/wordml" xmlns:w16cex="http://schemas.microsoft.com/office/word/2018/wordml/cex" xmlns:w16cid="http://schemas.microsoft.com/office/word/2016/wordml/cid" xmlns:w16="http://schemas.microsoft.com/office/word/2018/wordml" xmlns:w16du="http://schemas.microsoft.com/office/word/2023/wordml/word16du" xmlns:w16sdtdh="http://schemas.microsoft.com/office/word/2020/wordml/sdtdatahash" xmlns:w16sdtfl="http://schemas.microsoft.com/office/word/2024/wordml/sdtformatlock" xmlns:w16se="http://schemas.microsoft.com/office/word/2015/wordml/symex" xmlns:wpg="http://schemas.microsoft.com/office/word/2010/wordprocessingGroup" xmlns:wpi="http://schemas.microsoft.com/office/word/2010/wordprocessingInk" xmlns:wne="http://schemas.microsoft.com/office/word/2006/wordml" xmlns:wps="http://schemas.microsoft.com/office/word/2010/wordprocessingShape" mc:Ignorable="w14 w15 w16se w16cid w16 w16cex w16sdtdh w16sdtfl w16du wp14">
+  <w:p>
+    <w:pPr>
+      <w:pStyle w:val="Footer"/>
+    </w:pPr>
+    <w:r>
+      <w:rPr>
+        <w:noProof/>
+      </w:rPr>
+      <mc:AlternateContent>
+        <mc:Choice Requires="wps">
+          <w:drawing>
+            <wp:anchor distT="0" distB="0" distL="0" distR="0" simplePos="0" relativeHeight="251661312" behindDoc="0" locked="0" layoutInCell="1" allowOverlap="1" wp14:anchorId="6909211D" wp14:editId="787FAAE0">
+              <wp:simplePos x="635" y="635"/>
+              <wp:positionH relativeFrom="page">
+                <wp:align>left</wp:align>
+              </wp:positionH>
+              <wp:positionV relativeFrom="page">
+                <wp:align>bottom</wp:align>
+              </wp:positionV>
+              <wp:extent cx="2940685" cy="368935"/>
+              <wp:effectExtent l="0" t="0" r="5715" b="0"/>
+              <wp:wrapNone/>
+              <wp:docPr id="433528977" name="Text Box 4" descr="Confidential - Oracle Restricted \Employees Only">
+                <a:extLst xmlns:a="http://schemas.openxmlformats.org/drawingml/2006/main">
+                  <a:ext uri="{5AE41FA2-C0FF-4470-9BD4-5FADCA87CBE2}">
+                    <aclsh:classification xmlns:aclsh="http://schemas.microsoft.com/office/drawing/2020/classificationShape" classificationOutcomeType="ftr"/>
+                  </a:ext>
+                </a:extLst>
+              </wp:docPr>
+              <wp:cNvGraphicFramePr/>
+              <a:graphic xmlns:a="http://schemas.openxmlformats.org/drawingml/2006/main">
+                <a:graphicData uri="http://schemas.microsoft.com/office/word/2010/wordprocessingShape">
+                  <wps:wsp>
+                    <wps:cNvSpPr txBox="1"/>
+                    <wps:spPr>
+                      <a:xfrm>
+                        <a:off x="0" y="0"/>
+                        <a:ext cx="2940685" cy="368935"/>
+                      </a:xfrm>
+                      <a:prstGeom prst="rect">
+                        <a:avLst/>
+                      </a:prstGeom>
+                      <a:noFill/>
+                      <a:ln>
+                        <a:noFill/>
+                      </a:ln>
+                    </wps:spPr>
+                    <wps:txbx>
+                      <w:txbxContent>
+                        <w:p>
+                          <w:pPr>
+                            <w:rPr>
+                              <w:rFonts w:ascii="Aptos" w:eastAsia="Aptos" w:hAnsi="Aptos" w:cs="Aptos"/>
+                              <w:noProof/>
+                              <w:color w:val="000000"/>
+                              <w:sz w:val="20"/>
+                              <w:szCs w:val="20"/>
+                            </w:rPr>
+                          </w:pPr>
+                          <w:r>
+                            <w:rPr>
+                              <w:rFonts w:ascii="Aptos" w:eastAsia="Aptos" w:hAnsi="Aptos" w:cs="Aptos"/>
+                              <w:noProof/>
+                              <w:color w:val="000000"/>
+                              <w:sz w:val="20"/>
+                              <w:szCs w:val="20"/>
+                            </w:rPr>
+                            <w:t>Confidential - Oracle Restricted \Employees Only</w:t>
+                          </w:r>
+                        </w:p>
+                      </w:txbxContent>
+                    </wps:txbx>
+                    <wps:bodyPr rot="0" spcFirstLastPara="0" vertOverflow="overflow" horzOverflow="overflow" vert="horz" wrap="none" lIns="254000" tIns="0" rIns="0" bIns="190500" numCol="1" spcCol="0" rtlCol="0" fromWordArt="0" anchor="b" anchorCtr="0" forceAA="0" compatLnSpc="1">
+                      <a:prstTxWarp prst="textNoShape">
+                        <a:avLst/>
+                      </a:prstTxWarp>
+                      <a:spAutoFit/>
+                    </wps:bodyPr>
+                  </wps:wsp>
+                </a:graphicData>
+              </a:graphic>
+            </wp:anchor>
+          </w:drawing>
+        </mc:Choice>
+        <mc:Fallback>
+          <w:pict>
+            <v:shapetype w14:anchorId="6909211D" id="_x0000_t202" coordsize="21600,21600" o:spt="202" path="m,l,21600r21600,l21600,xe">
+              <v:stroke joinstyle="miter"/>
+              <v:path gradientshapeok="t" o:connecttype="rect"/>
+            </v:shapetype>
+            <v:shape id="Text Box 4" o:spid="_x0000_s1029" type="#_x0000_t202" alt="Confidential - Oracle Restricted \Employees Only" style="position:absolute;margin-left:0;margin-top:0;width:231.55pt;height:29.05pt;z-index:251661312;visibility:visible;mso-wrap-style:none;mso-wrap-distance-left:0;mso-wrap-distance-top:0;mso-wrap-distance-right:0;mso-wrap-distance-bottom:0;mso-position-horizontal:left;mso-position-horizontal-relative:page;mso-position-vertical:bottom;mso-position-vertical-relative:page;v-text-anchor:bottom" o:gfxdata="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" filled="f" stroked="f">
+              <v:textbox style="mso-fit-shape-to-text:t" inset="20pt,0,0,15pt">
+                <w:txbxContent>
+                  <w:p>
+                    <w:pPr>
+                      <w:rPr>
+                        <w:rFonts w:ascii="Aptos" w:eastAsia="Aptos" w:hAnsi="Aptos" w:cs="Aptos"/>
+                        <w:noProof/>
+                        <w:color w:val="000000"/>
+                        <w:sz w:val="20"/>
+                        <w:szCs w:val="20"/>
+                      </w:rPr>
+                    </w:pPr>
+                    <w:r>
+                      <w:rPr>
+                        <w:rFonts w:ascii="Aptos" w:eastAsia="Aptos" w:hAnsi="Aptos" w:cs="Aptos"/>
+                        <w:noProof/>
+                        <w:color w:val="000000"/>
+                        <w:sz w:val="20"/>
+                        <w:szCs w:val="20"/>
+                      </w:rPr>
+                      <w:t>Confidential - Oracle Restricted \Employees Only</w:t>
+                    </w:r>
+                  </w:p>
+                </w:txbxContent>
+              </v:textbox>
+              <w10:wrap anchorx="page" anchory="page"/>
+            </v:shape>
+          </w:pict>
+        </mc:Fallback>
+      </mc:AlternateContent>
+    </w:r>
+  </w:p>
+</w:ftr>
+</file>
+
+<file path=word/footnotes.xml><?xml version="1.0" encoding="utf-8"?>
+<w:footnotes xmlns:wpc="http://schemas.microsoft.com/office/word/2010/wordprocessingCanvas" xmlns:cx="http://schemas.microsoft.com/office/drawing/2014/chartex" xmlns:cx1="http://schemas.microsoft.com/office/drawing/2015/9/8/chartex" xmlns:cx2="http://schemas.microsoft.com/office/drawing/2015/10/21/chartex" xmlns:cx3="http://schemas.microsoft.com/office/drawing/2016/5/9/chartex" xmlns:cx4="http://schemas.microsoft.com/office/drawing/2016/5/10/chartex" xmlns:cx5="http://schemas.microsoft.com/office/drawing/2016/5/11/chartex" xmlns:cx6="http://schemas.microsoft.com/office/drawing/2016/5/12/chartex" xmlns:cx7="http://schemas.microsoft.com/office/drawing/2016/5/13/chartex" xmlns:cx8="http://schemas.microsoft.com/office/drawing/2016/5/14/chartex" xmlns:mc="http://schemas.openxmlformats.org/markup-compatibility/2006" xmlns:aink="http://schemas.microsoft.com/office/drawing/2016/ink" xmlns:am3d="http://schemas.microsoft.com/office/drawing/2017/model3d" xmlns:o="urn:schemas-microsoft-com:office:office" xmlns:oel="http://schemas.microsoft.com/office/2019/extlst" xmlns:r="http://schemas.openxmlformats.org/officeDocument/2006/relationships" xmlns:m="http://schemas.openxmlformats.org/officeDocument/2006/math" xmlns:v="urn:schemas-microsoft-com:vml" xmlns:wp14="http://schemas.microsoft.com/office/word/2010/wordprocessingDrawing" xmlns:wp="http://schemas.openxmlformats.org/drawingml/2006/wordprocessingDrawing" xmlns:w10="urn:schemas-microsoft-com:office:word" xmlns:w="http://schemas.openxmlformats.org/wordprocessingml/2006/main" xmlns:w14="http://schemas.microsoft.com/office/word/2010/wordml" xmlns:w15="http://schemas.microsoft.com/office/word/2012/wordml" xmlns:w16cex="http://schemas.microsoft.com/office/word/2018/wordml/cex" xmlns:w16cid="http://schemas.microsoft.com/office/word/2016/wordml/cid" xmlns:w16="http://schemas.microsoft.com/office/word/2018/wordml" xmlns:w16du="http://schemas.microsoft.com/office/word/2023/wordml/word16du" xmlns:w16sdtdh="http://schemas.microsoft.com/office/word/2020/wordml/sdtdatahash" xmlns:w16sdtfl="http://schemas.microsoft.com/office/word/2024/wordml/sdtformatlock" xmlns:w16se="http://schemas.microsoft.com/office/word/2015/wordml/symex" xmlns:wpg="http://schemas.microsoft.com/office/word/2010/wordprocessingGroup" xmlns:wpi="http://schemas.microsoft.com/office/word/2010/wordprocessingInk" xmlns:wne="http://schemas.microsoft.com/office/word/2006/wordml" xmlns:wps="http://schemas.microsoft.com/office/word/2010/wordprocessingShape" mc:Ignorable="w14 w15 w16se w16cid w16 w16cex w16sdtdh w16sdtfl w16du wp14">
+  <w:footnote w:type="separator" w:id="-1">
+    <w:p>
+      <w:pPr>
+        <w:spacing w:line="240" w:lineRule="auto"/>
+      </w:pPr>
+      <w:r>
+        <w:separator/>
+      </w:r>
+    </w:p>
+  </w:footnote>
+  <w:footnote w:type="continuationSeparator" w:id="0">
+    <w:p>
+      <w:pPr>
+        <w:spacing w:line="240" w:lineRule="auto"/>
+      </w:pPr>
+      <w:r>
+        <w:continuationSeparator/>
+      </w:r>
+    </w:p>
+  </w:footnote>
+</w:footnotes>
+</file>
+
+<file path=word/header1.xml><?xml version="1.0" encoding="utf-8"?>
+<w:hdr xmlns:wpc="http://schemas.microsoft.com/office/word/2010/wordprocessingCanvas" xmlns:cx="http://schemas.microsoft.com/office/drawing/2014/chartex" xmlns:cx1="http://schemas.microsoft.com/office/drawing/2015/9/8/chartex" xmlns:cx2="http://schemas.microsoft.com/office/drawing/2015/10/21/chartex" xmlns:cx3="http://schemas.microsoft.com/office/drawing/2016/5/9/chartex" xmlns:cx4="http://schemas.microsoft.com/office/drawing/2016/5/10/chartex" xmlns:cx5="http://schemas.microsoft.com/office/drawing/2016/5/11/chartex" xmlns:cx6="http://schemas.microsoft.com/office/drawing/2016/5/12/chartex" xmlns:cx7="http://schemas.microsoft.com/office/drawing/2016/5/13/chartex" xmlns:cx8="http://schemas.microsoft.com/office/drawing/2016/5/14/chartex" xmlns:mc="http://schemas.openxmlformats.org/markup-compatibility/2006" xmlns:aink="http://schemas.microsoft.com/office/drawing/2016/ink" xmlns:am3d="http://schemas.microsoft.com/office/drawing/2017/model3d" xmlns:o="urn:schemas-microsoft-com:office:office" xmlns:oel="http://schemas.microsoft.com/office/2019/extlst" xmlns:r="http://schemas.openxmlformats.org/officeDocument/2006/relationships" xmlns:m="http://schemas.openxmlformats.org/officeDocument/2006/math" xmlns:v="urn:schemas-microsoft-com:vml" xmlns:wp14="http://schemas.microsoft.com/office/word/2010/wordprocessingDrawing" xmlns:wp="http://schemas.openxmlformats.org/drawingml/2006/wordprocessingDrawing" xmlns:w10="urn:schemas-microsoft-com:office:word" xmlns:w="http://schemas.openxmlformats.org/wordprocessingml/2006/main" xmlns:w14="http://schemas.microsoft.com/office/word/2010/wordml" xmlns:w15="http://schemas.microsoft.com/office/word/2012/wordml" xmlns:w16cex="http://schemas.microsoft.com/office/word/2018/wordml/cex" xmlns:w16cid="http://schemas.microsoft.com/office/word/2016/wordml/cid" xmlns:w16="http://schemas.microsoft.com/office/word/2018/wordml" xmlns:w16du="http://schemas.microsoft.com/office/word/2023/wordml/word16du" xmlns:w16sdtdh="http://schemas.microsoft.com/office/word/2020/wordml/sdtdatahash" xmlns:w16sdtfl="http://schemas.microsoft.com/office/word/2024/wordml/sdtformatlock" xmlns:w16se="http://schemas.microsoft.com/office/word/2015/wordml/symex" xmlns:wpg="http://schemas.microsoft.com/office/word/2010/wordprocessingGroup" xmlns:wpi="http://schemas.microsoft.com/office/word/2010/wordprocessingInk" xmlns:wne="http://schemas.microsoft.com/office/word/2006/wordml" xmlns:wps="http://schemas.microsoft.com/office/word/2010/wordprocessingShape" mc:Ignorable="w14 w15 w16se w16cid w16 w16cex w16sdtdh w16sdtfl w16du wp14">
+  <w:p>
+    <w:pPr>
+      <w:pStyle w:val="Header"/>
+    </w:pPr>
+    <w:r>
+      <w:rPr>
+        <w:noProof/>
+      </w:rPr>
+      <mc:AlternateContent>
+        <mc:Choice Requires="wps">
+          <w:drawing>
+            <wp:anchor distT="0" distB="0" distL="0" distR="0" simplePos="0" relativeHeight="251659264" behindDoc="0" locked="0" layoutInCell="1" allowOverlap="1" wp14:anchorId="24061D96" wp14:editId="7E6EC9AF">
+              <wp:simplePos x="635" y="635"/>
+              <wp:positionH relativeFrom="page">
+                <wp:align>left</wp:align>
+              </wp:positionH>
+              <wp:positionV relativeFrom="page">
+                <wp:align>top</wp:align>
+              </wp:positionV>
+              <wp:extent cx="2940685" cy="368935"/>
+              <wp:effectExtent l="0" t="0" r="5715" b="12065"/>
+              <wp:wrapNone/>
+              <wp:docPr id="1736786456" name="Text Box 2" descr="Confidential - Oracle Restricted \Employees Only">
+                <a:extLst xmlns:a="http://schemas.openxmlformats.org/drawingml/2006/main">
+                  <a:ext uri="{5AE41FA2-C0FF-4470-9BD4-5FADCA87CBE2}">
+                    <aclsh:classification xmlns:aclsh="http://schemas.microsoft.com/office/drawing/2020/classificationShape" classificationOutcomeType="hdr"/>
+                  </a:ext>
+                </a:extLst>
+              </wp:docPr>
+              <wp:cNvGraphicFramePr/>
+              <a:graphic xmlns:a="http://schemas.openxmlformats.org/drawingml/2006/main">
+                <a:graphicData uri="http://schemas.microsoft.com/office/word/2010/wordprocessingShape">
+                  <wps:wsp>
+                    <wps:cNvSpPr txBox="1"/>
+                    <wps:spPr>
+                      <a:xfrm>
+                        <a:off x="0" y="0"/>
+                        <a:ext cx="2940685" cy="368935"/>
+                      </a:xfrm>
+                      <a:prstGeom prst="rect">
+                        <a:avLst/>
+                      </a:prstGeom>
+                      <a:noFill/>
+                      <a:ln>
+                        <a:noFill/>
+                      </a:ln>
+                    </wps:spPr>
+                    <wps:txbx>
+                      <w:txbxContent>
+                        <w:p>
+                          <w:pPr>
+                            <w:rPr>
+                              <w:rFonts w:ascii="Aptos" w:eastAsia="Aptos" w:hAnsi="Aptos" w:cs="Aptos"/>
+                              <w:noProof/>
+                              <w:color w:val="000000"/>
+                              <w:sz w:val="20"/>
+                              <w:szCs w:val="20"/>
+                            </w:rPr>
+                          </w:pPr>
+                          <w:r>
+                            <w:rPr>
+                              <w:rFonts w:ascii="Aptos" w:eastAsia="Aptos" w:hAnsi="Aptos" w:cs="Aptos"/>
+                              <w:noProof/>
+                              <w:color w:val="000000"/>
+                              <w:sz w:val="20"/>
+                              <w:szCs w:val="20"/>
+                            </w:rPr>
+                            <w:t>Confidential - Oracle Restricted \Employees Only</w:t>
+                          </w:r>
+                        </w:p>
+                      </w:txbxContent>
+                    </wps:txbx>
+                    <wps:bodyPr rot="0" spcFirstLastPara="0" vertOverflow="overflow" horzOverflow="overflow" vert="horz" wrap="none" lIns="254000" tIns="190500" rIns="0" bIns="0" numCol="1" spcCol="0" rtlCol="0" fromWordArt="0" anchor="t" anchorCtr="0" forceAA="0" compatLnSpc="1">
+                      <a:prstTxWarp prst="textNoShape">
+                        <a:avLst/>
+                      </a:prstTxWarp>
+                      <a:spAutoFit/>
+                    </wps:bodyPr>
+                  </wps:wsp>
+                </a:graphicData>
+              </a:graphic>
+            </wp:anchor>
+          </w:drawing>
+        </mc:Choice>
+        <mc:Fallback>
+          <w:pict>
+            <v:shapetype w14:anchorId="24061D96" id="_x0000_t202" coordsize="21600,21600" o:spt="202" path="m,l,21600r21600,l21600,xe">
+              <v:stroke joinstyle="miter"/>
+              <v:path gradientshapeok="t" o:connecttype="rect"/>
+            </v:shapetype>
+            <v:shape id="Text Box 2" o:spid="_x0000_s1026" type="#_x0000_t202" alt="Confidential - Oracle Restricted \Employees Only" style="position:absolute;margin-left:0;margin-top:0;width:231.55pt;height:29.05pt;z-index:251659264;visibility:visible;mso-wrap-style:none;mso-wrap-distance-left:0;mso-wrap-distance-top:0;mso-wrap-distance-right:0;mso-wrap-distance-bottom:0;mso-position-horizontal:left;mso-position-horizontal-relative:page;mso-position-vertical:top;mso-position-vertical-relative:page;v-text-anchor:top" o:gfxdata="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" filled="f" stroked="f">
+              <v:textbox style="mso-fit-shape-to-text:t" inset="20pt,15pt,0,0">
+                <w:txbxContent>
+                  <w:p>
+                    <w:pPr>
+                      <w:rPr>
+                        <w:rFonts w:ascii="Aptos" w:eastAsia="Aptos" w:hAnsi="Aptos" w:cs="Aptos"/>
+                        <w:noProof/>
+                        <w:color w:val="000000"/>
+                        <w:sz w:val="20"/>
+                        <w:szCs w:val="20"/>
+                      </w:rPr>
+                    </w:pPr>
+                    <w:r>
+                      <w:rPr>
+                        <w:rFonts w:ascii="Aptos" w:eastAsia="Aptos" w:hAnsi="Aptos" w:cs="Aptos"/>
+                        <w:noProof/>
+                        <w:color w:val="000000"/>
+                        <w:sz w:val="20"/>
+                        <w:szCs w:val="20"/>
+                      </w:rPr>
+                      <w:t>Confidential - Oracle Restricted \Employees Only</w:t>
+                    </w:r>
+                  </w:p>
+                </w:txbxContent>
+              </v:textbox>
+              <w10:wrap anchorx="page" anchory="page"/>
+            </v:shape>
+          </w:pict>
+        </mc:Fallback>
+      </mc:AlternateContent>
+    </w:r>
+  </w:p>
+</w:hdr>
+</file>
+
+<file path=word/header2.xml><?xml version="1.0" encoding="utf-8"?>
+<w:hdr xmlns:wpc="http://schemas.microsoft.com/office/word/2010/wordprocessingCanvas" xmlns:cx="http://schemas.microsoft.com/office/drawing/2014/chartex" xmlns:cx1="http://schemas.microsoft.com/office/drawing/2015/9/8/chartex" xmlns:cx2="http://schemas.microsoft.com/office/drawing/2015/10/21/chartex" xmlns:cx3="http://schemas.microsoft.com/office/drawing/2016/5/9/chartex" xmlns:cx4="http://schemas.microsoft.com/office/drawing/2016/5/10/chartex" xmlns:cx5="http://schemas.microsoft.com/office/drawing/2016/5/11/chartex" xmlns:cx6="http://schemas.microsoft.com/office/drawing/2016/5/12/chartex" xmlns:cx7="http://schemas.microsoft.com/office/drawing/2016/5/13/chartex" xmlns:cx8="http://schemas.microsoft.com/office/drawing/2016/5/14/chartex" xmlns:mc="http://schemas.openxmlformats.org/markup-compatibility/2006" xmlns:aink="http://schemas.microsoft.com/office/drawing/2016/ink" xmlns:am3d="http://schemas.microsoft.com/office/drawing/2017/model3d" xmlns:o="urn:schemas-microsoft-com:office:office" xmlns:oel="http://schemas.microsoft.com/office/2019/extlst" xmlns:r="http://schemas.openxmlformats.org/officeDocument/2006/relationships" xmlns:m="http://schemas.openxmlformats.org/officeDocument/2006/math" xmlns:v="urn:schemas-microsoft-com:vml" xmlns:wp14="http://schemas.microsoft.com/office/word/2010/wordprocessingDrawing" xmlns:wp="http://schemas.openxmlformats.org/drawingml/2006/wordprocessingDrawing" xmlns:w10="urn:schemas-microsoft-com:office:word" xmlns:w="http://schemas.openxmlformats.org/wordprocessingml/2006/main" xmlns:w14="http://schemas.microsoft.com/office/word/2010/wordml" xmlns:w15="http://schemas.microsoft.com/office/word/2012/wordml" xmlns:w16cex="http://schemas.microsoft.com/office/word/2018/wordml/cex" xmlns:w16cid="http://schemas.microsoft.com/office/word/2016/wordml/cid" xmlns:w16="http://schemas.microsoft.com/office/word/2018/wordml" xmlns:w16du="http://schemas.microsoft.com/office/word/2023/wordml/word16du" xmlns:w16sdtdh="http://schemas.microsoft.com/office/word/2020/wordml/sdtdatahash" xmlns:w16sdtfl="http://schemas.microsoft.com/office/word/2024/wordml/sdtformatlock" xmlns:w16se="http://schemas.microsoft.com/office/word/2015/wordml/symex" xmlns:wpg="http://schemas.microsoft.com/office/word/2010/wordprocessingGroup" xmlns:wpi="http://schemas.microsoft.com/office/word/2010/wordprocessingInk" xmlns:wne="http://schemas.microsoft.com/office/word/2006/wordml" xmlns:wps="http://schemas.microsoft.com/office/word/2010/wordprocessingShape" mc:Ignorable="w14 w15 w16se w16cid w16 w16cex w16sdtdh w16sdtfl w16du wp14">
+  <w:p>
+    <w:pPr>
+      <w:pStyle w:val="Header"/>
+    </w:pPr>
+  </w:p>
+  <w:p>
+    <w:pPr>
+      <w:pStyle w:val="Header"/>
+    </w:pPr>
+  </w:p>
+</w:hdr>
+</file>
+
+<file path=word/header3.xml><?xml version="1.0" encoding="utf-8"?>
+<w:hdr xmlns:wpc="http://schemas.microsoft.com/office/word/2010/wordprocessingCanvas" xmlns:cx="http://schemas.microsoft.com/office/drawing/2014/chartex" xmlns:cx1="http://schemas.microsoft.com/office/drawing/2015/9/8/chartex" xmlns:cx2="http://schemas.microsoft.com/office/drawing/2015/10/21/chartex" xmlns:cx3="http://schemas.microsoft.com/office/drawing/2016/5/9/chartex" xmlns:cx4="http://schemas.microsoft.com/office/drawing/2016/5/10/chartex" xmlns:cx5="http://schemas.microsoft.com/office/drawing/2016/5/11/chartex" xmlns:cx6="http://schemas.microsoft.com/office/drawing/2016/5/12/chartex" xmlns:cx7="http://schemas.microsoft.com/office/drawing/2016/5/13/chartex" xmlns:cx8="http://schemas.microsoft.com/office/drawing/2016/5/14/chartex" xmlns:mc="http://schemas.openxmlformats.org/markup-compatibility/2006" xmlns:aink="http://schemas.microsoft.com/office/drawing/2016/ink" xmlns:am3d="http://schemas.microsoft.com/office/drawing/2017/model3d" xmlns:o="urn:schemas-microsoft-com:office:office" xmlns:oel="http://schemas.microsoft.com/office/2019/extlst" xmlns:r="http://schemas.openxmlformats.org/officeDocument/2006/relationships" xmlns:m="http://schemas.openxmlformats.org/officeDocument/2006/math" xmlns:v="urn:schemas-microsoft-com:vml" xmlns:wp14="http://schemas.microsoft.com/office/word/2010/wordprocessingDrawing" xmlns:wp="http://schemas.openxmlformats.org/drawingml/2006/wordprocessingDrawing" xmlns:w10="urn:schemas-microsoft-com:office:word" xmlns:w="http://schemas.openxmlformats.org/wordprocessingml/2006/main" xmlns:w14="http://schemas.microsoft.com/office/word/2010/wordml" xmlns:w15="http://schemas.microsoft.com/office/word/2012/wordml" xmlns:w16cex="http://schemas.microsoft.com/office/word/2018/wordml/cex" xmlns:w16cid="http://schemas.microsoft.com/office/word/2016/wordml/cid" xmlns:w16="http://schemas.microsoft.com/office/word/2018/wordml" xmlns:w16du="http://schemas.microsoft.com/office/word/2023/wordml/word16du" xmlns:w16sdtdh="http://schemas.microsoft.com/office/word/2020/wordml/sdtdatahash" xmlns:w16sdtfl="http://schemas.microsoft.com/office/word/2024/wordml/sdtformatlock" xmlns:w16se="http://schemas.microsoft.com/office/word/2015/wordml/symex" xmlns:wpg="http://schemas.microsoft.com/office/word/2010/wordprocessingGroup" xmlns:wpi="http://schemas.microsoft.com/office/word/2010/wordprocessingInk" xmlns:wne="http://schemas.microsoft.com/office/word/2006/wordml" xmlns:wps="http://schemas.microsoft.com/office/word/2010/wordprocessingShape" mc:Ignorable="w14 w15 w16se w16cid w16 w16cex w16sdtdh w16sdtfl w16du wp14">
+  <w:p>
+    <w:pPr>
+      <w:pStyle w:val="Header"/>
+    </w:pPr>
+    <w:r>
+      <w:rPr>
+        <w:noProof/>
+      </w:rPr>
+      <mc:AlternateContent>
+        <mc:Choice Requires="wps">
+          <w:drawing>
+            <wp:anchor distT="0" distB="0" distL="0" distR="0" simplePos="0" relativeHeight="251658240" behindDoc="0" locked="0" layoutInCell="1" allowOverlap="1" wp14:anchorId="7B41A96F" wp14:editId="19F7C51F">
+              <wp:simplePos x="635" y="635"/>
+              <wp:positionH relativeFrom="page">
+                <wp:align>left</wp:align>
+              </wp:positionH>
+              <wp:positionV relativeFrom="page">
+                <wp:align>top</wp:align>
+              </wp:positionV>
+              <wp:extent cx="2940685" cy="368935"/>
+              <wp:effectExtent l="0" t="0" r="5715" b="12065"/>
+              <wp:wrapNone/>
+              <wp:docPr id="861519665" name="Text Box 1" descr="Confidential - Oracle Restricted \Employees Only">
+                <a:extLst xmlns:a="http://schemas.openxmlformats.org/drawingml/2006/main">
+                  <a:ext uri="{5AE41FA2-C0FF-4470-9BD4-5FADCA87CBE2}">
+                    <aclsh:classification xmlns:aclsh="http://schemas.microsoft.com/office/drawing/2020/classificationShape" classificationOutcomeType="hdr"/>
+                  </a:ext>
+                </a:extLst>
+              </wp:docPr>
+              <wp:cNvGraphicFramePr/>
+              <a:graphic xmlns:a="http://schemas.openxmlformats.org/drawingml/2006/main">
+                <a:graphicData uri="http://schemas.microsoft.com/office/word/2010/wordprocessingShape">
+                  <wps:wsp>
+                    <wps:cNvSpPr txBox="1"/>
+                    <wps:spPr>
+                      <a:xfrm>
+                        <a:off x="0" y="0"/>
+                        <a:ext cx="2940685" cy="368935"/>
+                      </a:xfrm>
+                      <a:prstGeom prst="rect">
+                        <a:avLst/>
+                      </a:prstGeom>
+                      <a:noFill/>
+                      <a:ln>
+                        <a:noFill/>
+                      </a:ln>
+                    </wps:spPr>
+                    <wps:txbx>
+                      <w:txbxContent>
+                        <w:p>
+                          <w:pPr>
+                            <w:rPr>
+                              <w:rFonts w:ascii="Aptos" w:eastAsia="Aptos" w:hAnsi="Aptos" w:cs="Aptos"/>
+                              <w:noProof/>
+                              <w:color w:val="000000"/>
+                              <w:sz w:val="20"/>
+                              <w:szCs w:val="20"/>
+                            </w:rPr>
+                          </w:pPr>
+                          <w:r>
+                            <w:rPr>
+                              <w:rFonts w:ascii="Aptos" w:eastAsia="Aptos" w:hAnsi="Aptos" w:cs="Aptos"/>
+                              <w:noProof/>
+                              <w:color w:val="000000"/>
+                              <w:sz w:val="20"/>
+                              <w:szCs w:val="20"/>
+                            </w:rPr>
+                            <w:t>Confidential - Oracle Restricted \Employees Only</w:t>
+                          </w:r>
+                        </w:p>
+                      </w:txbxContent>
+                    </wps:txbx>
+                    <wps:bodyPr rot="0" spcFirstLastPara="0" vertOverflow="overflow" horzOverflow="overflow" vert="horz" wrap="none" lIns="254000" tIns="190500" rIns="0" bIns="0" numCol="1" spcCol="0" rtlCol="0" fromWordArt="0" anchor="t" anchorCtr="0" forceAA="0" compatLnSpc="1">
+                      <a:prstTxWarp prst="textNoShape">
+                        <a:avLst/>
+                      </a:prstTxWarp>
+                      <a:spAutoFit/>
+                    </wps:bodyPr>
+                  </wps:wsp>
+                </a:graphicData>
+              </a:graphic>
+            </wp:anchor>
+          </w:drawing>
+        </mc:Choice>
+        <mc:Fallback>
+          <w:pict>
+            <v:shapetype w14:anchorId="7B41A96F" id="_x0000_t202" coordsize="21600,21600" o:spt="202" path="m,l,21600r21600,l21600,xe">
+              <v:stroke joinstyle="miter"/>
+              <v:path gradientshapeok="t" o:connecttype="rect"/>
+            </v:shapetype>
+            <v:shape id="Text Box 1" o:spid="_x0000_s1028" type="#_x0000_t202" alt="Confidential - Oracle Restricted \Employees Only" style="position:absolute;margin-left:0;margin-top:0;width:231.55pt;height:29.05pt;z-index:251658240;visibility:visible;mso-wrap-style:none;mso-wrap-distance-left:0;mso-wrap-distance-top:0;mso-wrap-distance-right:0;mso-wrap-distance-bottom:0;mso-position-horizontal:left;mso-position-horizontal-relative:page;mso-position-vertical:top;mso-position-vertical-relative:page;v-text-anchor:top" o:gfxdata="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" filled="f" stroked="f">
+              <v:textbox style="mso-fit-shape-to-text:t" inset="20pt,15pt,0,0">
+                <w:txbxContent>
+                  <w:p>
+                    <w:pPr>
+                      <w:rPr>
+                        <w:rFonts w:ascii="Aptos" w:eastAsia="Aptos" w:hAnsi="Aptos" w:cs="Aptos"/>
+                        <w:noProof/>
+                        <w:color w:val="000000"/>
+                        <w:sz w:val="20"/>
+                        <w:szCs w:val="20"/>
+                      </w:rPr>
+                    </w:pPr>
+                    <w:r>
+                      <w:rPr>
+                        <w:rFonts w:ascii="Aptos" w:eastAsia="Aptos" w:hAnsi="Aptos" w:cs="Aptos"/>
+                        <w:noProof/>
+                        <w:color w:val="000000"/>
+                        <w:sz w:val="20"/>
+                        <w:szCs w:val="20"/>
+                      </w:rPr>
+                      <w:t>Confidential - Oracle Restricted \Employees Only</w:t>
+                    </w:r>
+                  </w:p>
+                </w:txbxContent>
+              </v:textbox>
+              <w10:wrap anchorx="page" anchory="page"/>
+            </v:shape>
+          </w:pict>
+        </mc:Fallback>
+      </mc:AlternateContent>
+    </w:r>
+  </w:p>
+</w:hdr>
+</file>
+
 <file path=word/numbering.xml><?xml version="1.0" encoding="utf-8"?>
-<w:numbering xmlns:mc="http://schemas.openxmlformats.org/markup-compatibility/2006" xmlns:o="urn:schemas-microsoft-com:office:office" xmlns:r="http://schemas.openxmlformats.org/officeDocument/2006/relationships" xmlns:m="http://schemas.openxmlformats.org/officeDocument/2006/math" xmlns:v="urn:schemas-microsoft-com:vml" xmlns:wp="http://schemas.openxmlformats.org/drawingml/2006/wordprocessingDrawing" xmlns:w10="urn:schemas-microsoft-com:office:word" xmlns:w="http://schemas.openxmlformats.org/wordprocessingml/2006/main" xmlns:wne="http://schemas.microsoft.com/office/word/2006/wordml" xmlns:sl="http://schemas.openxmlformats.org/schemaLibrary/2006/main" xmlns:a="http://schemas.openxmlformats.org/drawingml/2006/main" xmlns:pic="http://schemas.openxmlformats.org/drawingml/2006/picture" xmlns:c="http://schemas.openxmlformats.org/drawingml/2006/chart" xmlns:lc="http://schemas.openxmlformats.org/drawingml/2006/lockedCanvas" xmlns:dgm="http://schemas.openxmlformats.org/drawingml/2006/diagram" xmlns:wps="http://schemas.microsoft.com/office/word/2010/wordprocessingShape" xmlns:wpg="http://schemas.microsoft.com/office/word/2010/wordprocessingGroup" xmlns:w14="http://schemas.microsoft.com/office/word/2010/wordml" xmlns:w15="http://schemas.microsoft.com/office/word/2012/wordml" xmlns:w16="http://schemas.microsoft.com/office/word/2018/wordml" xmlns:w16cex="http://schemas.microsoft.com/office/word/2018/wordml/cex" xmlns:w16cid="http://schemas.microsoft.com/office/word/2016/wordml/cid" xmlns="http://schemas.microsoft.com/office/tasks/2019/documenttasks" xmlns:cr="http://schemas.microsoft.com/office/comments/2020/reactions">
-  <w:abstractNum w:abstractNumId="1">
+<w:numbering xmlns:wpc="http://schemas.microsoft.com/office/word/2010/wordprocessingCanvas" xmlns:cx="http://schemas.microsoft.com/office/drawing/2014/chartex" xmlns:cx1="http://schemas.microsoft.com/office/drawing/2015/9/8/chartex" xmlns:cx2="http://schemas.microsoft.com/office/drawing/2015/10/21/chartex" xmlns:cx3="http://schemas.microsoft.com/office/drawing/2016/5/9/chartex" xmlns:cx4="http://schemas.microsoft.com/office/drawing/2016/5/10/chartex" xmlns:cx5="http://schemas.microsoft.com/office/drawing/2016/5/11/chartex" xmlns:cx6="http://schemas.microsoft.com/office/drawing/2016/5/12/chartex" xmlns:cx7="http://schemas.microsoft.com/office/drawing/2016/5/13/chartex" xmlns:cx8="http://schemas.microsoft.com/office/drawing/2016/5/14/chartex" xmlns:mc="http://schemas.openxmlformats.org/markup-compatibility/2006" xmlns:aink="http://schemas.microsoft.com/office/drawing/2016/ink" xmlns:am3d="http://schemas.microsoft.com/office/drawing/2017/model3d" xmlns:o="urn:schemas-microsoft-com:office:office" xmlns:oel="http://schemas.microsoft.com/office/2019/extlst" xmlns:r="http://schemas.openxmlformats.org/officeDocument/2006/relationships" xmlns:m="http://schemas.openxmlformats.org/officeDocument/2006/math" xmlns:v="urn:schemas-microsoft-com:vml" xmlns:wp14="http://schemas.microsoft.com/office/word/2010/wordprocessingDrawing" xmlns:wp="http://schemas.openxmlformats.org/drawingml/2006/wordprocessingDrawing" xmlns:w10="urn:schemas-microsoft-com:office:word" xmlns:w="http://schemas.openxmlformats.org/wordprocessingml/2006/main" xmlns:w14="http://schemas.microsoft.com/office/word/2010/wordml" xmlns:w15="http://schemas.microsoft.com/office/word/2012/wordml" xmlns:w16cex="http://schemas.microsoft.com/office/word/2018/wordml/cex" xmlns:w16cid="http://schemas.microsoft.com/office/word/2016/wordml/cid" xmlns:w16="http://schemas.microsoft.com/office/word/2018/wordml" xmlns:w16du="http://schemas.microsoft.com/office/word/2023/wordml/word16du" xmlns:w16sdtdh="http://schemas.microsoft.com/office/word/2020/wordml/sdtdatahash" xmlns:w16sdtfl="http://schemas.microsoft.com/office/word/2024/wordml/sdtformatlock" xmlns:w16se="http://schemas.microsoft.com/office/word/2015/wordml/symex" xmlns:wpg="http://schemas.microsoft.com/office/word/2010/wordprocessingGroup" xmlns:wpi="http://schemas.microsoft.com/office/word/2010/wordprocessingInk" xmlns:wne="http://schemas.microsoft.com/office/word/2006/wordml" xmlns:wps="http://schemas.microsoft.com/office/word/2010/wordprocessingShape" mc:Ignorable="w14 w15 w16se w16cid w16 w16cex w16sdtdh w16sdtfl w16du wp14">
+  <w:abstractNum w:abstractNumId="0" w15:restartNumberingAfterBreak="0">
+    <w:nsid w:val="03F50332"/>
+    <w:multiLevelType w:val="multilevel"/>
+    <w:tmpl w:val="97820068"/>
     <w:lvl w:ilvl="0">
       <w:start w:val="1"/>
       <w:numFmt w:val="bullet"/>
@@ -1064,7 +1435,236 @@
       </w:rPr>
     </w:lvl>
   </w:abstractNum>
-  <w:abstractNum w:abstractNumId="2">
+  <w:abstractNum w:abstractNumId="1" w15:restartNumberingAfterBreak="0">
+    <w:nsid w:val="33364DFA"/>
+    <w:multiLevelType w:val="hybridMultilevel"/>
+    <w:tmpl w:val="5F12930A"/>
+    <w:lvl w:ilvl="0" w:tplc="08090001">
+      <w:start w:val="1"/>
+      <w:numFmt w:val="bullet"/>
+      <w:lvlText w:val=""/>
+      <w:lvlJc w:val="left"/>
+      <w:pPr>
+        <w:ind w:left="1080" w:hanging="360"/>
+      </w:pPr>
+      <w:rPr>
+        <w:rFonts w:ascii="Symbol" w:hAnsi="Symbol" w:hint="default"/>
+      </w:rPr>
+    </w:lvl>
+    <w:lvl w:ilvl="1" w:tplc="08090003" w:tentative="1">
+      <w:start w:val="1"/>
+      <w:numFmt w:val="bullet"/>
+      <w:lvlText w:val="o"/>
+      <w:lvlJc w:val="left"/>
+      <w:pPr>
+        <w:ind w:left="1800" w:hanging="360"/>
+      </w:pPr>
+      <w:rPr>
+        <w:rFonts w:ascii="Courier New" w:hAnsi="Courier New" w:hint="default"/>
+      </w:rPr>
+    </w:lvl>
+    <w:lvl w:ilvl="2" w:tplc="08090005" w:tentative="1">
+      <w:start w:val="1"/>
+      <w:numFmt w:val="bullet"/>
+      <w:lvlText w:val=""/>
+      <w:lvlJc w:val="left"/>
+      <w:pPr>
+        <w:ind w:left="2520" w:hanging="360"/>
+      </w:pPr>
+      <w:rPr>
+        <w:rFonts w:ascii="Wingdings" w:hAnsi="Wingdings" w:hint="default"/>
+      </w:rPr>
+    </w:lvl>
+    <w:lvl w:ilvl="3" w:tplc="08090001" w:tentative="1">
+      <w:start w:val="1"/>
+      <w:numFmt w:val="bullet"/>
+      <w:lvlText w:val=""/>
+      <w:lvlJc w:val="left"/>
+      <w:pPr>
+        <w:ind w:left="3240" w:hanging="360"/>
+      </w:pPr>
+      <w:rPr>
+        <w:rFonts w:ascii="Symbol" w:hAnsi="Symbol" w:hint="default"/>
+      </w:rPr>
+    </w:lvl>
+    <w:lvl w:ilvl="4" w:tplc="08090003" w:tentative="1">
+      <w:start w:val="1"/>
+      <w:numFmt w:val="bullet"/>
+      <w:lvlText w:val="o"/>
+      <w:lvlJc w:val="left"/>
+      <w:pPr>
+        <w:ind w:left="3960" w:hanging="360"/>
+      </w:pPr>
+      <w:rPr>
+        <w:rFonts w:ascii="Courier New" w:hAnsi="Courier New" w:hint="default"/>
+      </w:rPr>
+    </w:lvl>
+    <w:lvl w:ilvl="5" w:tplc="08090005" w:tentative="1">
+      <w:start w:val="1"/>
+      <w:numFmt w:val="bullet"/>
+      <w:lvlText w:val=""/>
+      <w:lvlJc w:val="left"/>
+      <w:pPr>
+        <w:ind w:left="4680" w:hanging="360"/>
+      </w:pPr>
+      <w:rPr>
+        <w:rFonts w:ascii="Wingdings" w:hAnsi="Wingdings" w:hint="default"/>
+      </w:rPr>
+    </w:lvl>
+    <w:lvl w:ilvl="6" w:tplc="08090001" w:tentative="1">
+      <w:start w:val="1"/>
+      <w:numFmt w:val="bullet"/>
+      <w:lvlText w:val=""/>
+      <w:lvlJc w:val="left"/>
+      <w:pPr>
+        <w:ind w:left="5400" w:hanging="360"/>
+      </w:pPr>
+      <w:rPr>
+        <w:rFonts w:ascii="Symbol" w:hAnsi="Symbol" w:hint="default"/>
+      </w:rPr>
+    </w:lvl>
+    <w:lvl w:ilvl="7" w:tplc="08090003" w:tentative="1">
+      <w:start w:val="1"/>
+      <w:numFmt w:val="bullet"/>
+      <w:lvlText w:val="o"/>
+      <w:lvlJc w:val="left"/>
+      <w:pPr>
+        <w:ind w:left="6120" w:hanging="360"/>
+      </w:pPr>
+      <w:rPr>
+        <w:rFonts w:ascii="Courier New" w:hAnsi="Courier New" w:hint="default"/>
+      </w:rPr>
+    </w:lvl>
+    <w:lvl w:ilvl="8" w:tplc="08090005" w:tentative="1">
+      <w:start w:val="1"/>
+      <w:numFmt w:val="bullet"/>
+      <w:lvlText w:val=""/>
+      <w:lvlJc w:val="left"/>
+      <w:pPr>
+        <w:ind w:left="6840" w:hanging="360"/>
+      </w:pPr>
+      <w:rPr>
+        <w:rFonts w:ascii="Wingdings" w:hAnsi="Wingdings" w:hint="default"/>
+      </w:rPr>
+    </w:lvl>
+  </w:abstractNum>
+  <w:abstractNum w:abstractNumId="2" w15:restartNumberingAfterBreak="0">
+    <w:nsid w:val="411C2407"/>
+    <w:multiLevelType w:val="hybridMultilevel"/>
+    <w:tmpl w:val="C078696A"/>
+    <w:lvl w:ilvl="0" w:tplc="08090001">
+      <w:start w:val="1"/>
+      <w:numFmt w:val="bullet"/>
+      <w:lvlText w:val=""/>
+      <w:lvlJc w:val="left"/>
+      <w:pPr>
+        <w:ind w:left="720" w:hanging="360"/>
+      </w:pPr>
+      <w:rPr>
+        <w:rFonts w:ascii="Symbol" w:hAnsi="Symbol" w:hint="default"/>
+      </w:rPr>
+    </w:lvl>
+    <w:lvl w:ilvl="1" w:tplc="08090003" w:tentative="1">
+      <w:start w:val="1"/>
+      <w:numFmt w:val="bullet"/>
+      <w:lvlText w:val="o"/>
+      <w:lvlJc w:val="left"/>
+      <w:pPr>
+        <w:ind w:left="1440" w:hanging="360"/>
+      </w:pPr>
+      <w:rPr>
+        <w:rFonts w:ascii="Courier New" w:hAnsi="Courier New" w:hint="default"/>
+      </w:rPr>
+    </w:lvl>
+    <w:lvl w:ilvl="2" w:tplc="08090005" w:tentative="1">
+      <w:start w:val="1"/>
+      <w:numFmt w:val="bullet"/>
+      <w:lvlText w:val=""/>
+      <w:lvlJc w:val="left"/>
+      <w:pPr>
+        <w:ind w:left="2160" w:hanging="360"/>
+      </w:pPr>
+      <w:rPr>
+        <w:rFonts w:ascii="Wingdings" w:hAnsi="Wingdings" w:hint="default"/>
+      </w:rPr>
+    </w:lvl>
+    <w:lvl w:ilvl="3" w:tplc="08090001" w:tentative="1">
+      <w:start w:val="1"/>
+      <w:numFmt w:val="bullet"/>
+      <w:lvlText w:val=""/>
+      <w:lvlJc w:val="left"/>
+      <w:pPr>
+        <w:ind w:left="2880" w:hanging="360"/>
+      </w:pPr>
+      <w:rPr>
+        <w:rFonts w:ascii="Symbol" w:hAnsi="Symbol" w:hint="default"/>
+      </w:rPr>
+    </w:lvl>
+    <w:lvl w:ilvl="4" w:tplc="08090003" w:tentative="1">
+      <w:start w:val="1"/>
+      <w:numFmt w:val="bullet"/>
+      <w:lvlText w:val="o"/>
+      <w:lvlJc w:val="left"/>
+      <w:pPr>
+        <w:ind w:left="3600" w:hanging="360"/>
+      </w:pPr>
+      <w:rPr>
+        <w:rFonts w:ascii="Courier New" w:hAnsi="Courier New" w:hint="default"/>
+      </w:rPr>
+    </w:lvl>
+    <w:lvl w:ilvl="5" w:tplc="08090005" w:tentative="1">
+      <w:start w:val="1"/>
+      <w:numFmt w:val="bullet"/>
+      <w:lvlText w:val=""/>
+      <w:lvlJc w:val="left"/>
+      <w:pPr>
+        <w:ind w:left="4320" w:hanging="360"/>
+      </w:pPr>
+      <w:rPr>
+        <w:rFonts w:ascii="Wingdings" w:hAnsi="Wingdings" w:hint="default"/>
+      </w:rPr>
+    </w:lvl>
+    <w:lvl w:ilvl="6" w:tplc="08090001" w:tentative="1">
+      <w:start w:val="1"/>
+      <w:numFmt w:val="bullet"/>
+      <w:lvlText w:val=""/>
+      <w:lvlJc w:val="left"/>
+      <w:pPr>
+        <w:ind w:left="5040" w:hanging="360"/>
+      </w:pPr>
+      <w:rPr>
+        <w:rFonts w:ascii="Symbol" w:hAnsi="Symbol" w:hint="default"/>
+      </w:rPr>
+    </w:lvl>
+    <w:lvl w:ilvl="7" w:tplc="08090003" w:tentative="1">
+      <w:start w:val="1"/>
+      <w:numFmt w:val="bullet"/>
+      <w:lvlText w:val="o"/>
+      <w:lvlJc w:val="left"/>
+      <w:pPr>
+        <w:ind w:left="5760" w:hanging="360"/>
+      </w:pPr>
+      <w:rPr>
+        <w:rFonts w:ascii="Courier New" w:hAnsi="Courier New" w:hint="default"/>
+      </w:rPr>
+    </w:lvl>
+    <w:lvl w:ilvl="8" w:tplc="08090005" w:tentative="1">
+      <w:start w:val="1"/>
+      <w:numFmt w:val="bullet"/>
+      <w:lvlText w:val=""/>
+      <w:lvlJc w:val="left"/>
+      <w:pPr>
+        <w:ind w:left="6480" w:hanging="360"/>
+      </w:pPr>
+      <w:rPr>
+        <w:rFonts w:ascii="Wingdings" w:hAnsi="Wingdings" w:hint="default"/>
+      </w:rPr>
+    </w:lvl>
+  </w:abstractNum>
+  <w:abstractNum w:abstractNumId="3" w15:restartNumberingAfterBreak="0">
+    <w:nsid w:val="43B1122B"/>
+    <w:multiLevelType w:val="multilevel"/>
+    <w:tmpl w:val="55AC023A"/>
     <w:lvl w:ilvl="0">
       <w:start w:val="1"/>
       <w:numFmt w:val="bullet"/>
@@ -1174,7 +1774,10 @@
       </w:rPr>
     </w:lvl>
   </w:abstractNum>
-  <w:abstractNum w:abstractNumId="3">
+  <w:abstractNum w:abstractNumId="4" w15:restartNumberingAfterBreak="0">
+    <w:nsid w:val="4CD96DD3"/>
+    <w:multiLevelType w:val="multilevel"/>
+    <w:tmpl w:val="FC444D9E"/>
     <w:lvl w:ilvl="0">
       <w:start w:val="1"/>
       <w:numFmt w:val="bullet"/>
@@ -1284,7 +1887,10 @@
       </w:rPr>
     </w:lvl>
   </w:abstractNum>
-  <w:abstractNum w:abstractNumId="4">
+  <w:abstractNum w:abstractNumId="5" w15:restartNumberingAfterBreak="0">
+    <w:nsid w:val="52DF7EAB"/>
+    <w:multiLevelType w:val="multilevel"/>
+    <w:tmpl w:val="B9C43808"/>
     <w:lvl w:ilvl="0">
       <w:start w:val="1"/>
       <w:numFmt w:val="bullet"/>
@@ -1394,30 +2000,152 @@
       </w:rPr>
     </w:lvl>
   </w:abstractNum>
-  <w:num w:numId="1">
+  <w:abstractNum w:abstractNumId="6" w15:restartNumberingAfterBreak="0">
+    <w:nsid w:val="55FE4C56"/>
+    <w:multiLevelType w:val="hybridMultilevel"/>
+    <w:tmpl w:val="873CA7DE"/>
+    <w:lvl w:ilvl="0" w:tplc="08090001">
+      <w:start w:val="1"/>
+      <w:numFmt w:val="bullet"/>
+      <w:lvlText w:val=""/>
+      <w:lvlJc w:val="left"/>
+      <w:pPr>
+        <w:ind w:left="720" w:hanging="360"/>
+      </w:pPr>
+      <w:rPr>
+        <w:rFonts w:ascii="Symbol" w:hAnsi="Symbol" w:hint="default"/>
+      </w:rPr>
+    </w:lvl>
+    <w:lvl w:ilvl="1" w:tplc="08090003" w:tentative="1">
+      <w:start w:val="1"/>
+      <w:numFmt w:val="bullet"/>
+      <w:lvlText w:val="o"/>
+      <w:lvlJc w:val="left"/>
+      <w:pPr>
+        <w:ind w:left="1440" w:hanging="360"/>
+      </w:pPr>
+      <w:rPr>
+        <w:rFonts w:ascii="Courier New" w:hAnsi="Courier New" w:hint="default"/>
+      </w:rPr>
+    </w:lvl>
+    <w:lvl w:ilvl="2" w:tplc="08090005" w:tentative="1">
+      <w:start w:val="1"/>
+      <w:numFmt w:val="bullet"/>
+      <w:lvlText w:val=""/>
+      <w:lvlJc w:val="left"/>
+      <w:pPr>
+        <w:ind w:left="2160" w:hanging="360"/>
+      </w:pPr>
+      <w:rPr>
+        <w:rFonts w:ascii="Wingdings" w:hAnsi="Wingdings" w:hint="default"/>
+      </w:rPr>
+    </w:lvl>
+    <w:lvl w:ilvl="3" w:tplc="08090001" w:tentative="1">
+      <w:start w:val="1"/>
+      <w:numFmt w:val="bullet"/>
+      <w:lvlText w:val=""/>
+      <w:lvlJc w:val="left"/>
+      <w:pPr>
+        <w:ind w:left="2880" w:hanging="360"/>
+      </w:pPr>
+      <w:rPr>
+        <w:rFonts w:ascii="Symbol" w:hAnsi="Symbol" w:hint="default"/>
+      </w:rPr>
+    </w:lvl>
+    <w:lvl w:ilvl="4" w:tplc="08090003" w:tentative="1">
+      <w:start w:val="1"/>
+      <w:numFmt w:val="bullet"/>
+      <w:lvlText w:val="o"/>
+      <w:lvlJc w:val="left"/>
+      <w:pPr>
+        <w:ind w:left="3600" w:hanging="360"/>
+      </w:pPr>
+      <w:rPr>
+        <w:rFonts w:ascii="Courier New" w:hAnsi="Courier New" w:hint="default"/>
+      </w:rPr>
+    </w:lvl>
+    <w:lvl w:ilvl="5" w:tplc="08090005" w:tentative="1">
+      <w:start w:val="1"/>
+      <w:numFmt w:val="bullet"/>
+      <w:lvlText w:val=""/>
+      <w:lvlJc w:val="left"/>
+      <w:pPr>
+        <w:ind w:left="4320" w:hanging="360"/>
+      </w:pPr>
+      <w:rPr>
+        <w:rFonts w:ascii="Wingdings" w:hAnsi="Wingdings" w:hint="default"/>
+      </w:rPr>
+    </w:lvl>
+    <w:lvl w:ilvl="6" w:tplc="08090001" w:tentative="1">
+      <w:start w:val="1"/>
+      <w:numFmt w:val="bullet"/>
+      <w:lvlText w:val=""/>
+      <w:lvlJc w:val="left"/>
+      <w:pPr>
+        <w:ind w:left="5040" w:hanging="360"/>
+      </w:pPr>
+      <w:rPr>
+        <w:rFonts w:ascii="Symbol" w:hAnsi="Symbol" w:hint="default"/>
+      </w:rPr>
+    </w:lvl>
+    <w:lvl w:ilvl="7" w:tplc="08090003" w:tentative="1">
+      <w:start w:val="1"/>
+      <w:numFmt w:val="bullet"/>
+      <w:lvlText w:val="o"/>
+      <w:lvlJc w:val="left"/>
+      <w:pPr>
+        <w:ind w:left="5760" w:hanging="360"/>
+      </w:pPr>
+      <w:rPr>
+        <w:rFonts w:ascii="Courier New" w:hAnsi="Courier New" w:hint="default"/>
+      </w:rPr>
+    </w:lvl>
+    <w:lvl w:ilvl="8" w:tplc="08090005" w:tentative="1">
+      <w:start w:val="1"/>
+      <w:numFmt w:val="bullet"/>
+      <w:lvlText w:val=""/>
+      <w:lvlJc w:val="left"/>
+      <w:pPr>
+        <w:ind w:left="6480" w:hanging="360"/>
+      </w:pPr>
+      <w:rPr>
+        <w:rFonts w:ascii="Wingdings" w:hAnsi="Wingdings" w:hint="default"/>
+      </w:rPr>
+    </w:lvl>
+  </w:abstractNum>
+  <w:num w:numId="1" w16cid:durableId="1696154105">
+    <w:abstractNumId w:val="5"/>
+  </w:num>
+  <w:num w:numId="2" w16cid:durableId="1181313810">
+    <w:abstractNumId w:val="4"/>
+  </w:num>
+  <w:num w:numId="3" w16cid:durableId="1566333112">
+    <w:abstractNumId w:val="3"/>
+  </w:num>
+  <w:num w:numId="4" w16cid:durableId="776950647">
+    <w:abstractNumId w:val="0"/>
+  </w:num>
+  <w:num w:numId="5" w16cid:durableId="285697191">
     <w:abstractNumId w:val="1"/>
   </w:num>
-  <w:num w:numId="2">
+  <w:num w:numId="6" w16cid:durableId="1087918036">
     <w:abstractNumId w:val="2"/>
   </w:num>
-  <w:num w:numId="3">
-    <w:abstractNumId w:val="3"/>
-  </w:num>
-  <w:num w:numId="4">
-    <w:abstractNumId w:val="4"/>
+  <w:num w:numId="7" w16cid:durableId="1208952586">
+    <w:abstractNumId w:val="6"/>
   </w:num>
 </w:numbering>
 </file>
 
 <file path=word/styles.xml><?xml version="1.0" encoding="utf-8"?>
-<w:styles xmlns:mc="http://schemas.openxmlformats.org/markup-compatibility/2006" xmlns:o="urn:schemas-microsoft-com:office:office" xmlns:r="http://schemas.openxmlformats.org/officeDocument/2006/relationships" xmlns:m="http://schemas.openxmlformats.org/officeDocument/2006/math" xmlns:v="urn:schemas-microsoft-com:vml" xmlns:wp="http://schemas.openxmlformats.org/drawingml/2006/wordprocessingDrawing" xmlns:w10="urn:schemas-microsoft-com:office:word" xmlns:w="http://schemas.openxmlformats.org/wordprocessingml/2006/main" xmlns:wne="http://schemas.microsoft.com/office/word/2006/wordml" xmlns:sl="http://schemas.openxmlformats.org/schemaLibrary/2006/main" xmlns:a="http://schemas.openxmlformats.org/drawingml/2006/main" xmlns:pic="http://schemas.openxmlformats.org/drawingml/2006/picture" xmlns:c="http://schemas.openxmlformats.org/drawingml/2006/chart" xmlns:lc="http://schemas.openxmlformats.org/drawingml/2006/lockedCanvas" xmlns:dgm="http://schemas.openxmlformats.org/drawingml/2006/diagram" xmlns:wps="http://schemas.microsoft.com/office/word/2010/wordprocessingShape" xmlns:wpg="http://schemas.microsoft.com/office/word/2010/wordprocessingGroup" xmlns:w14="http://schemas.microsoft.com/office/word/2010/wordml" xmlns:w15="http://schemas.microsoft.com/office/word/2012/wordml" xmlns:w16="http://schemas.microsoft.com/office/word/2018/wordml" xmlns:w16cex="http://schemas.microsoft.com/office/word/2018/wordml/cex" xmlns:w16cid="http://schemas.microsoft.com/office/word/2016/wordml/cid" xmlns="http://schemas.microsoft.com/office/tasks/2019/documenttasks" xmlns:cr="http://schemas.microsoft.com/office/comments/2020/reactions">
+<w:styles xmlns:mc="http://schemas.openxmlformats.org/markup-compatibility/2006" xmlns:r="http://schemas.openxmlformats.org/officeDocument/2006/relationships" xmlns:w="http://schemas.openxmlformats.org/wordprocessingml/2006/main" xmlns:w14="http://schemas.microsoft.com/office/word/2010/wordml" xmlns:w15="http://schemas.microsoft.com/office/word/2012/wordml" xmlns:w16cex="http://schemas.microsoft.com/office/word/2018/wordml/cex" xmlns:w16cid="http://schemas.microsoft.com/office/word/2016/wordml/cid" xmlns:w16="http://schemas.microsoft.com/office/word/2018/wordml" xmlns:w16du="http://schemas.microsoft.com/office/word/2023/wordml/word16du" xmlns:w16sdtdh="http://schemas.microsoft.com/office/word/2020/wordml/sdtdatahash" xmlns:w16sdtfl="http://schemas.microsoft.com/office/word/2024/wordml/sdtformatlock" xmlns:w16se="http://schemas.microsoft.com/office/word/2015/wordml/symex" mc:Ignorable="w14 w15 w16se w16cid w16 w16cex w16sdtdh w16sdtfl w16du">
   <w:docDefaults>
     <w:rPrDefault>
       <w:rPr>
-        <w:rFonts w:ascii="Arial" w:cs="Arial" w:eastAsia="Arial" w:hAnsi="Arial"/>
+        <w:rFonts w:ascii="Arial" w:eastAsia="Arial" w:hAnsi="Arial" w:cs="Arial"/>
         <w:sz w:val="22"/>
         <w:szCs w:val="22"/>
-        <w:lang w:val="en"/>
+        <w:lang w:val="en" w:eastAsia="en-GB" w:bidi="ar-SA"/>
       </w:rPr>
     </w:rPrDefault>
     <w:pPrDefault>
@@ -1426,29 +2154,399 @@
       </w:pPr>
     </w:pPrDefault>
   </w:docDefaults>
-  <w:style w:type="table" w:styleId="TableNormal" w:default="1">
-    <w:name w:val="TableNormal"/>
-    <w:tblPr>
-      <w:tblCellMar>
-        <w:top w:w="100.0" w:type="dxa"/>
-        <w:left w:w="100.0" w:type="dxa"/>
-        <w:bottom w:w="100.0" w:type="dxa"/>
-        <w:right w:w="100.0" w:type="dxa"/>
-      </w:tblCellMar>
-    </w:tblPr>
-  </w:style>
-  <w:style w:type="paragraph" w:styleId="Normal" w:default="1">
-    <w:name w:val="normal"/>
+  <w:latentStyles w:defLockedState="0" w:defUIPriority="99" w:defSemiHidden="0" w:defUnhideWhenUsed="0" w:defQFormat="0" w:count="376">
+    <w:lsdException w:name="Normal" w:uiPriority="0" w:qFormat="1"/>
+    <w:lsdException w:name="heading 1" w:uiPriority="9" w:qFormat="1"/>
+    <w:lsdException w:name="heading 2" w:semiHidden="1" w:uiPriority="9" w:unhideWhenUsed="1" w:qFormat="1"/>
+    <w:lsdException w:name="heading 3" w:semiHidden="1" w:uiPriority="9" w:unhideWhenUsed="1" w:qFormat="1"/>
+    <w:lsdException w:name="heading 4" w:semiHidden="1" w:uiPriority="9" w:unhideWhenUsed="1" w:qFormat="1"/>
+    <w:lsdException w:name="heading 5" w:semiHidden="1" w:uiPriority="9" w:unhideWhenUsed="1" w:qFormat="1"/>
+    <w:lsdException w:name="heading 6" w:semiHidden="1" w:uiPriority="9" w:unhideWhenUsed="1" w:qFormat="1"/>
+    <w:lsdException w:name="heading 7" w:semiHidden="1" w:uiPriority="9" w:unhideWhenUsed="1" w:qFormat="1"/>
+    <w:lsdException w:name="heading 8" w:semiHidden="1" w:uiPriority="9" w:unhideWhenUsed="1" w:qFormat="1"/>
+    <w:lsdException w:name="heading 9" w:semiHidden="1" w:uiPriority="9" w:unhideWhenUsed="1" w:qFormat="1"/>
+    <w:lsdException w:name="index 1" w:semiHidden="1" w:unhideWhenUsed="1"/>
+    <w:lsdException w:name="index 2" w:semiHidden="1" w:unhideWhenUsed="1"/>
+    <w:lsdException w:name="index 3" w:semiHidden="1" w:unhideWhenUsed="1"/>
+    <w:lsdException w:name="index 4" w:semiHidden="1" w:unhideWhenUsed="1"/>
+    <w:lsdException w:name="index 5" w:semiHidden="1" w:unhideWhenUsed="1"/>
+    <w:lsdException w:name="index 6" w:semiHidden="1" w:unhideWhenUsed="1"/>
+    <w:lsdException w:name="index 7" w:semiHidden="1" w:unhideWhenUsed="1"/>
+    <w:lsdException w:name="index 8" w:semiHidden="1" w:unhideWhenUsed="1"/>
+    <w:lsdException w:name="index 9" w:semiHidden="1" w:unhideWhenUsed="1"/>
+    <w:lsdException w:name="toc 1" w:semiHidden="1" w:uiPriority="39" w:unhideWhenUsed="1"/>
+    <w:lsdException w:name="toc 2" w:semiHidden="1" w:uiPriority="39" w:unhideWhenUsed="1"/>
+    <w:lsdException w:name="toc 3" w:semiHidden="1" w:uiPriority="39" w:unhideWhenUsed="1"/>
+    <w:lsdException w:name="toc 4" w:semiHidden="1" w:uiPriority="39" w:unhideWhenUsed="1"/>
+    <w:lsdException w:name="toc 5" w:semiHidden="1" w:uiPriority="39" w:unhideWhenUsed="1"/>
+    <w:lsdException w:name="toc 6" w:semiHidden="1" w:uiPriority="39" w:unhideWhenUsed="1"/>
+    <w:lsdException w:name="toc 7" w:semiHidden="1" w:uiPriority="39" w:unhideWhenUsed="1"/>
+    <w:lsdException w:name="toc 8" w:semiHidden="1" w:uiPriority="39" w:unhideWhenUsed="1"/>
+    <w:lsdException w:name="toc 9" w:semiHidden="1" w:uiPriority="39" w:unhideWhenUsed="1"/>
+    <w:lsdException w:name="Normal Indent" w:semiHidden="1" w:unhideWhenUsed="1"/>
+    <w:lsdException w:name="footnote text" w:semiHidden="1" w:unhideWhenUsed="1"/>
+    <w:lsdException w:name="annotation text" w:semiHidden="1" w:unhideWhenUsed="1"/>
+    <w:lsdException w:name="header" w:semiHidden="1" w:unhideWhenUsed="1"/>
+    <w:lsdException w:name="footer" w:semiHidden="1" w:unhideWhenUsed="1"/>
+    <w:lsdException w:name="index heading" w:semiHidden="1" w:unhideWhenUsed="1"/>
+    <w:lsdException w:name="caption" w:semiHidden="1" w:uiPriority="35" w:unhideWhenUsed="1" w:qFormat="1"/>
+    <w:lsdException w:name="table of figures" w:semiHidden="1" w:unhideWhenUsed="1"/>
+    <w:lsdException w:name="envelope address" w:semiHidden="1" w:unhideWhenUsed="1"/>
+    <w:lsdException w:name="envelope return" w:semiHidden="1" w:unhideWhenUsed="1"/>
+    <w:lsdException w:name="footnote reference" w:semiHidden="1" w:unhideWhenUsed="1"/>
+    <w:lsdException w:name="annotation reference" w:semiHidden="1" w:unhideWhenUsed="1"/>
+    <w:lsdException w:name="line number" w:semiHidden="1" w:unhideWhenUsed="1"/>
+    <w:lsdException w:name="page number" w:semiHidden="1" w:unhideWhenUsed="1"/>
+    <w:lsdException w:name="endnote reference" w:semiHidden="1" w:unhideWhenUsed="1"/>
+    <w:lsdException w:name="endnote text" w:semiHidden="1" w:unhideWhenUsed="1"/>
+    <w:lsdException w:name="table of authorities" w:semiHidden="1" w:unhideWhenUsed="1"/>
+    <w:lsdException w:name="macro" w:semiHidden="1" w:unhideWhenUsed="1"/>
+    <w:lsdException w:name="toa heading" w:semiHidden="1" w:unhideWhenUsed="1"/>
+    <w:lsdException w:name="List" w:semiHidden="1" w:unhideWhenUsed="1"/>
+    <w:lsdException w:name="List Bullet" w:semiHidden="1" w:unhideWhenUsed="1"/>
+    <w:lsdException w:name="List Number" w:semiHidden="1" w:unhideWhenUsed="1"/>
+    <w:lsdException w:name="List 2" w:semiHidden="1" w:unhideWhenUsed="1"/>
+    <w:lsdException w:name="List 3" w:semiHidden="1" w:unhideWhenUsed="1"/>
+    <w:lsdException w:name="List 4" w:semiHidden="1" w:unhideWhenUsed="1"/>
+    <w:lsdException w:name="List 5" w:semiHidden="1" w:unhideWhenUsed="1"/>
+    <w:lsdException w:name="List Bullet 2" w:semiHidden="1" w:unhideWhenUsed="1"/>
+    <w:lsdException w:name="List Bullet 3" w:semiHidden="1" w:unhideWhenUsed="1"/>
+    <w:lsdException w:name="List Bullet 4" w:semiHidden="1" w:unhideWhenUsed="1"/>
+    <w:lsdException w:name="List Bullet 5" w:semiHidden="1" w:unhideWhenUsed="1"/>
+    <w:lsdException w:name="List Number 2" w:semiHidden="1" w:unhideWhenUsed="1"/>
+    <w:lsdException w:name="List Number 3" w:semiHidden="1" w:unhideWhenUsed="1"/>
+    <w:lsdException w:name="List Number 4" w:semiHidden="1" w:unhideWhenUsed="1"/>
+    <w:lsdException w:name="List Number 5" w:semiHidden="1" w:unhideWhenUsed="1"/>
+    <w:lsdException w:name="Title" w:uiPriority="10" w:qFormat="1"/>
+    <w:lsdException w:name="Closing" w:semiHidden="1" w:unhideWhenUsed="1"/>
+    <w:lsdException w:name="Signature" w:semiHidden="1" w:unhideWhenUsed="1"/>
+    <w:lsdException w:name="Default Paragraph Font" w:semiHidden="1" w:uiPriority="1" w:unhideWhenUsed="1"/>
+    <w:lsdException w:name="Body Text" w:semiHidden="1" w:unhideWhenUsed="1"/>
+    <w:lsdException w:name="Body Text Indent" w:semiHidden="1" w:unhideWhenUsed="1"/>
+    <w:lsdException w:name="List Continue" w:semiHidden="1" w:unhideWhenUsed="1"/>
+    <w:lsdException w:name="List Continue 2" w:semiHidden="1" w:unhideWhenUsed="1"/>
+    <w:lsdException w:name="List Continue 3" w:semiHidden="1" w:unhideWhenUsed="1"/>
+    <w:lsdException w:name="List Continue 4" w:semiHidden="1" w:unhideWhenUsed="1"/>
+    <w:lsdException w:name="List Continue 5" w:semiHidden="1" w:unhideWhenUsed="1"/>
+    <w:lsdException w:name="Message Header" w:semiHidden="1" w:unhideWhenUsed="1"/>
+    <w:lsdException w:name="Subtitle" w:uiPriority="11" w:qFormat="1"/>
+    <w:lsdException w:name="Salutation" w:semiHidden="1" w:unhideWhenUsed="1"/>
+    <w:lsdException w:name="Date" w:semiHidden="1" w:unhideWhenUsed="1"/>
+    <w:lsdException w:name="Body Text First Indent" w:semiHidden="1" w:unhideWhenUsed="1"/>
+    <w:lsdException w:name="Body Text First Indent 2" w:semiHidden="1" w:unhideWhenUsed="1"/>
+    <w:lsdException w:name="Note Heading" w:semiHidden="1" w:unhideWhenUsed="1"/>
+    <w:lsdException w:name="Body Text 2" w:semiHidden="1" w:unhideWhenUsed="1"/>
+    <w:lsdException w:name="Body Text 3" w:semiHidden="1" w:unhideWhenUsed="1"/>
+    <w:lsdException w:name="Body Text Indent 2" w:semiHidden="1" w:unhideWhenUsed="1"/>
+    <w:lsdException w:name="Body Text Indent 3" w:semiHidden="1" w:unhideWhenUsed="1"/>
+    <w:lsdException w:name="Block Text" w:semiHidden="1" w:unhideWhenUsed="1"/>
+    <w:lsdException w:name="Hyperlink" w:semiHidden="1" w:unhideWhenUsed="1"/>
+    <w:lsdException w:name="FollowedHyperlink" w:semiHidden="1" w:unhideWhenUsed="1"/>
+    <w:lsdException w:name="Strong" w:uiPriority="22" w:qFormat="1"/>
+    <w:lsdException w:name="Emphasis" w:uiPriority="20" w:qFormat="1"/>
+    <w:lsdException w:name="Document Map" w:semiHidden="1" w:unhideWhenUsed="1"/>
+    <w:lsdException w:name="Plain Text" w:semiHidden="1" w:unhideWhenUsed="1"/>
+    <w:lsdException w:name="E-mail Signature" w:semiHidden="1" w:unhideWhenUsed="1"/>
+    <w:lsdException w:name="HTML Top of Form" w:semiHidden="1" w:unhideWhenUsed="1"/>
+    <w:lsdException w:name="HTML Bottom of Form" w:semiHidden="1" w:unhideWhenUsed="1"/>
+    <w:lsdException w:name="Normal (Web)" w:semiHidden="1" w:unhideWhenUsed="1"/>
+    <w:lsdException w:name="HTML Acronym" w:semiHidden="1" w:unhideWhenUsed="1"/>
+    <w:lsdException w:name="HTML Address" w:semiHidden="1" w:unhideWhenUsed="1"/>
+    <w:lsdException w:name="HTML Cite" w:semiHidden="1" w:unhideWhenUsed="1"/>
+    <w:lsdException w:name="HTML Code" w:semiHidden="1" w:unhideWhenUsed="1"/>
+    <w:lsdException w:name="HTML Definition" w:semiHidden="1" w:unhideWhenUsed="1"/>
+    <w:lsdException w:name="HTML Keyboard" w:semiHidden="1" w:unhideWhenUsed="1"/>
+    <w:lsdException w:name="HTML Preformatted" w:semiHidden="1" w:unhideWhenUsed="1"/>
+    <w:lsdException w:name="HTML Sample" w:semiHidden="1" w:unhideWhenUsed="1"/>
+    <w:lsdException w:name="HTML Typewriter" w:semiHidden="1" w:unhideWhenUsed="1"/>
+    <w:lsdException w:name="HTML Variable" w:semiHidden="1" w:unhideWhenUsed="1"/>
+    <w:lsdException w:name="Normal Table" w:semiHidden="1" w:unhideWhenUsed="1"/>
+    <w:lsdException w:name="annotation subject" w:semiHidden="1" w:unhideWhenUsed="1"/>
+    <w:lsdException w:name="No List" w:semiHidden="1" w:unhideWhenUsed="1"/>
+    <w:lsdException w:name="Outline List 1" w:semiHidden="1" w:unhideWhenUsed="1"/>
+    <w:lsdException w:name="Outline List 2" w:semiHidden="1" w:unhideWhenUsed="1"/>
+    <w:lsdException w:name="Outline List 3" w:semiHidden="1" w:unhideWhenUsed="1"/>
+    <w:lsdException w:name="Table Simple 1" w:semiHidden="1" w:unhideWhenUsed="1"/>
+    <w:lsdException w:name="Table Simple 2" w:semiHidden="1" w:unhideWhenUsed="1"/>
+    <w:lsdException w:name="Table Simple 3" w:semiHidden="1" w:unhideWhenUsed="1"/>
+    <w:lsdException w:name="Table Classic 1" w:semiHidden="1" w:unhideWhenUsed="1"/>
+    <w:lsdException w:name="Table Classic 2" w:semiHidden="1" w:unhideWhenUsed="1"/>
+    <w:lsdException w:name="Table Classic 3" w:semiHidden="1" w:unhideWhenUsed="1"/>
+    <w:lsdException w:name="Table Classic 4" w:semiHidden="1" w:unhideWhenUsed="1"/>
+    <w:lsdException w:name="Table Colorful 1" w:semiHidden="1" w:unhideWhenUsed="1"/>
+    <w:lsdException w:name="Table Colorful 2" w:semiHidden="1" w:unhideWhenUsed="1"/>
+    <w:lsdException w:name="Table Colorful 3" w:semiHidden="1" w:unhideWhenUsed="1"/>
+    <w:lsdException w:name="Table Columns 1" w:semiHidden="1" w:unhideWhenUsed="1"/>
+    <w:lsdException w:name="Table Columns 2" w:semiHidden="1" w:unhideWhenUsed="1"/>
+    <w:lsdException w:name="Table Columns 3" w:semiHidden="1" w:unhideWhenUsed="1"/>
+    <w:lsdException w:name="Table Columns 4" w:semiHidden="1" w:unhideWhenUsed="1"/>
+    <w:lsdException w:name="Table Columns 5" w:semiHidden="1" w:unhideWhenUsed="1"/>
+    <w:lsdException w:name="Table Grid 1" w:semiHidden="1" w:unhideWhenUsed="1"/>
+    <w:lsdException w:name="Table Grid 2" w:semiHidden="1" w:unhideWhenUsed="1"/>
+    <w:lsdException w:name="Table Grid 3" w:semiHidden="1" w:unhideWhenUsed="1"/>
+    <w:lsdException w:name="Table Grid 4" w:semiHidden="1" w:unhideWhenUsed="1"/>
+    <w:lsdException w:name="Table Grid 5" w:semiHidden="1" w:unhideWhenUsed="1"/>
+    <w:lsdException w:name="Table Grid 6" w:semiHidden="1" w:unhideWhenUsed="1"/>
+    <w:lsdException w:name="Table Grid 7" w:semiHidden="1" w:unhideWhenUsed="1"/>
+    <w:lsdException w:name="Table Grid 8" w:semiHidden="1" w:unhideWhenUsed="1"/>
+    <w:lsdException w:name="Table List 1" w:semiHidden="1" w:unhideWhenUsed="1"/>
+    <w:lsdException w:name="Table List 2" w:semiHidden="1" w:unhideWhenUsed="1"/>
+    <w:lsdException w:name="Table List 3" w:semiHidden="1" w:unhideWhenUsed="1"/>
+    <w:lsdException w:name="Table List 4" w:semiHidden="1" w:unhideWhenUsed="1"/>
+    <w:lsdException w:name="Table List 5" w:semiHidden="1" w:unhideWhenUsed="1"/>
+    <w:lsdException w:name="Table List 6" w:semiHidden="1" w:unhideWhenUsed="1"/>
+    <w:lsdException w:name="Table List 7" w:semiHidden="1" w:unhideWhenUsed="1"/>
+    <w:lsdException w:name="Table List 8" w:semiHidden="1" w:unhideWhenUsed="1"/>
+    <w:lsdException w:name="Table 3D effects 1" w:semiHidden="1" w:unhideWhenUsed="1"/>
+    <w:lsdException w:name="Table 3D effects 2" w:semiHidden="1" w:unhideWhenUsed="1"/>
+    <w:lsdException w:name="Table 3D effects 3" w:semiHidden="1" w:unhideWhenUsed="1"/>
+    <w:lsdException w:name="Table Contemporary" w:semiHidden="1" w:unhideWhenUsed="1"/>
+    <w:lsdException w:name="Table Elegant" w:semiHidden="1" w:unhideWhenUsed="1"/>
+    <w:lsdException w:name="Table Professional" w:semiHidden="1" w:unhideWhenUsed="1"/>
+    <w:lsdException w:name="Table Subtle 1" w:semiHidden="1" w:unhideWhenUsed="1"/>
+    <w:lsdException w:name="Table Subtle 2" w:semiHidden="1" w:unhideWhenUsed="1"/>
+    <w:lsdException w:name="Table Web 1" w:semiHidden="1" w:unhideWhenUsed="1"/>
+    <w:lsdException w:name="Table Web 2" w:semiHidden="1" w:unhideWhenUsed="1"/>
+    <w:lsdException w:name="Table Web 3" w:semiHidden="1" w:unhideWhenUsed="1"/>
+    <w:lsdException w:name="Balloon Text" w:semiHidden="1" w:unhideWhenUsed="1"/>
+    <w:lsdException w:name="Table Grid" w:uiPriority="39"/>
+    <w:lsdException w:name="Table Theme" w:semiHidden="1" w:unhideWhenUsed="1"/>
+    <w:lsdException w:name="Placeholder Text" w:semiHidden="1"/>
+    <w:lsdException w:name="No Spacing" w:uiPriority="1" w:qFormat="1"/>
+    <w:lsdException w:name="Light Shading" w:uiPriority="60"/>
+    <w:lsdException w:name="Light List" w:uiPriority="61"/>
+    <w:lsdException w:name="Light Grid" w:uiPriority="62"/>
+    <w:lsdException w:name="Medium Shading 1" w:uiPriority="63"/>
+    <w:lsdException w:name="Medium Shading 2" w:uiPriority="64"/>
+    <w:lsdException w:name="Medium List 1" w:uiPriority="65"/>
+    <w:lsdException w:name="Medium List 2" w:uiPriority="66"/>
+    <w:lsdException w:name="Medium Grid 1" w:uiPriority="67"/>
+    <w:lsdException w:name="Medium Grid 2" w:uiPriority="68"/>
+    <w:lsdException w:name="Medium Grid 3" w:uiPriority="69"/>
+    <w:lsdException w:name="Dark List" w:uiPriority="70"/>
+    <w:lsdException w:name="Colorful Shading" w:uiPriority="71"/>
+    <w:lsdException w:name="Colorful List" w:uiPriority="72"/>
+    <w:lsdException w:name="Colorful Grid" w:uiPriority="73"/>
+    <w:lsdException w:name="Light Shading Accent 1" w:uiPriority="60"/>
+    <w:lsdException w:name="Light List Accent 1" w:uiPriority="61"/>
+    <w:lsdException w:name="Light Grid Accent 1" w:uiPriority="62"/>
+    <w:lsdException w:name="Medium Shading 1 Accent 1" w:uiPriority="63"/>
+    <w:lsdException w:name="Medium Shading 2 Accent 1" w:uiPriority="64"/>
+    <w:lsdException w:name="Medium List 1 Accent 1" w:uiPriority="65"/>
+    <w:lsdException w:name="Revision" w:semiHidden="1"/>
+    <w:lsdException w:name="List Paragraph" w:uiPriority="34" w:qFormat="1"/>
+    <w:lsdException w:name="Quote" w:uiPriority="29" w:qFormat="1"/>
+    <w:lsdException w:name="Intense Quote" w:uiPriority="30" w:qFormat="1"/>
+    <w:lsdException w:name="Medium List 2 Accent 1" w:uiPriority="66"/>
+    <w:lsdException w:name="Medium Grid 1 Accent 1" w:uiPriority="67"/>
+    <w:lsdException w:name="Medium Grid 2 Accent 1" w:uiPriority="68"/>
+    <w:lsdException w:name="Medium Grid 3 Accent 1" w:uiPriority="69"/>
+    <w:lsdException w:name="Dark List Accent 1" w:uiPriority="70"/>
+    <w:lsdException w:name="Colorful Shading Accent 1" w:uiPriority="71"/>
+    <w:lsdException w:name="Colorful List Accent 1" w:uiPriority="72"/>
+    <w:lsdException w:name="Colorful Grid Accent 1" w:uiPriority="73"/>
+    <w:lsdException w:name="Light Shading Accent 2" w:uiPriority="60"/>
+    <w:lsdException w:name="Light List Accent 2" w:uiPriority="61"/>
+    <w:lsdException w:name="Light Grid Accent 2" w:uiPriority="62"/>
+    <w:lsdException w:name="Medium Shading 1 Accent 2" w:uiPriority="63"/>
+    <w:lsdException w:name="Medium Shading 2 Accent 2" w:uiPriority="64"/>
+    <w:lsdException w:name="Medium List 1 Accent 2" w:uiPriority="65"/>
+    <w:lsdException w:name="Medium List 2 Accent 2" w:uiPriority="66"/>
+    <w:lsdException w:name="Medium Grid 1 Accent 2" w:uiPriority="67"/>
+    <w:lsdException w:name="Medium Grid 2 Accent 2" w:uiPriority="68"/>
+    <w:lsdException w:name="Medium Grid 3 Accent 2" w:uiPriority="69"/>
+    <w:lsdException w:name="Dark List Accent 2" w:uiPriority="70"/>
+    <w:lsdException w:name="Colorful Shading Accent 2" w:uiPriority="71"/>
+    <w:lsdException w:name="Colorful List Accent 2" w:uiPriority="72"/>
+    <w:lsdException w:name="Colorful Grid Accent 2" w:uiPriority="73"/>
+    <w:lsdException w:name="Light Shading Accent 3" w:uiPriority="60"/>
+    <w:lsdException w:name="Light List Accent 3" w:uiPriority="61"/>
+    <w:lsdException w:name="Light Grid Accent 3" w:uiPriority="62"/>
+    <w:lsdException w:name="Medium Shading 1 Accent 3" w:uiPriority="63"/>
+    <w:lsdException w:name="Medium Shading 2 Accent 3" w:uiPriority="64"/>
+    <w:lsdException w:name="Medium List 1 Accent 3" w:uiPriority="65"/>
+    <w:lsdException w:name="Medium List 2 Accent 3" w:uiPriority="66"/>
+    <w:lsdException w:name="Medium Grid 1 Accent 3" w:uiPriority="67"/>
+    <w:lsdException w:name="Medium Grid 2 Accent 3" w:uiPriority="68"/>
+    <w:lsdException w:name="Medium Grid 3 Accent 3" w:uiPriority="69"/>
+    <w:lsdException w:name="Dark List Accent 3" w:uiPriority="70"/>
+    <w:lsdException w:name="Colorful Shading Accent 3" w:uiPriority="71"/>
+    <w:lsdException w:name="Colorful List Accent 3" w:uiPriority="72"/>
+    <w:lsdException w:name="Colorful Grid Accent 3" w:uiPriority="73"/>
+    <w:lsdException w:name="Light Shading Accent 4" w:uiPriority="60"/>
+    <w:lsdException w:name="Light List Accent 4" w:uiPriority="61"/>
+    <w:lsdException w:name="Light Grid Accent 4" w:uiPriority="62"/>
+    <w:lsdException w:name="Medium Shading 1 Accent 4" w:uiPriority="63"/>
+    <w:lsdException w:name="Medium Shading 2 Accent 4" w:uiPriority="64"/>
+    <w:lsdException w:name="Medium List 1 Accent 4" w:uiPriority="65"/>
+    <w:lsdException w:name="Medium List 2 Accent 4" w:uiPriority="66"/>
+    <w:lsdException w:name="Medium Grid 1 Accent 4" w:uiPriority="67"/>
+    <w:lsdException w:name="Medium Grid 2 Accent 4" w:uiPriority="68"/>
+    <w:lsdException w:name="Medium Grid 3 Accent 4" w:uiPriority="69"/>
+    <w:lsdException w:name="Dark List Accent 4" w:uiPriority="70"/>
+    <w:lsdException w:name="Colorful Shading Accent 4" w:uiPriority="71"/>
+    <w:lsdException w:name="Colorful List Accent 4" w:uiPriority="72"/>
+    <w:lsdException w:name="Colorful Grid Accent 4" w:uiPriority="73"/>
+    <w:lsdException w:name="Light Shading Accent 5" w:uiPriority="60"/>
+    <w:lsdException w:name="Light List Accent 5" w:uiPriority="61"/>
+    <w:lsdException w:name="Light Grid Accent 5" w:uiPriority="62"/>
+    <w:lsdException w:name="Medium Shading 1 Accent 5" w:uiPriority="63"/>
+    <w:lsdException w:name="Medium Shading 2 Accent 5" w:uiPriority="64"/>
+    <w:lsdException w:name="Medium List 1 Accent 5" w:uiPriority="65"/>
+    <w:lsdException w:name="Medium List 2 Accent 5" w:uiPriority="66"/>
+    <w:lsdException w:name="Medium Grid 1 Accent 5" w:uiPriority="67"/>
+    <w:lsdException w:name="Medium Grid 2 Accent 5" w:uiPriority="68"/>
+    <w:lsdException w:name="Medium Grid 3 Accent 5" w:uiPriority="69"/>
+    <w:lsdException w:name="Dark List Accent 5" w:uiPriority="70"/>
+    <w:lsdException w:name="Colorful Shading Accent 5" w:uiPriority="71"/>
+    <w:lsdException w:name="Colorful List Accent 5" w:uiPriority="72"/>
+    <w:lsdException w:name="Colorful Grid Accent 5" w:uiPriority="73"/>
+    <w:lsdException w:name="Light Shading Accent 6" w:uiPriority="60"/>
+    <w:lsdException w:name="Light List Accent 6" w:uiPriority="61"/>
+    <w:lsdException w:name="Light Grid Accent 6" w:uiPriority="62"/>
+    <w:lsdException w:name="Medium Shading 1 Accent 6" w:uiPriority="63"/>
+    <w:lsdException w:name="Medium Shading 2 Accent 6" w:uiPriority="64"/>
+    <w:lsdException w:name="Medium List 1 Accent 6" w:uiPriority="65"/>
+    <w:lsdException w:name="Medium List 2 Accent 6" w:uiPriority="66"/>
+    <w:lsdException w:name="Medium Grid 1 Accent 6" w:uiPriority="67"/>
+    <w:lsdException w:name="Medium Grid 2 Accent 6" w:uiPriority="68"/>
+    <w:lsdException w:name="Medium Grid 3 Accent 6" w:uiPriority="69"/>
+    <w:lsdException w:name="Dark List Accent 6" w:uiPriority="70"/>
+    <w:lsdException w:name="Colorful Shading Accent 6" w:uiPriority="71"/>
+    <w:lsdException w:name="Colorful List Accent 6" w:uiPriority="72"/>
+    <w:lsdException w:name="Colorful Grid Accent 6" w:uiPriority="73"/>
+    <w:lsdException w:name="Subtle Emphasis" w:uiPriority="19" w:qFormat="1"/>
+    <w:lsdException w:name="Intense Emphasis" w:uiPriority="21" w:qFormat="1"/>
+    <w:lsdException w:name="Subtle Reference" w:uiPriority="31" w:qFormat="1"/>
+    <w:lsdException w:name="Intense Reference" w:uiPriority="32" w:qFormat="1"/>
+    <w:lsdException w:name="Book Title" w:uiPriority="33" w:qFormat="1"/>
+    <w:lsdException w:name="Bibliography" w:semiHidden="1" w:uiPriority="37" w:unhideWhenUsed="1"/>
+    <w:lsdException w:name="TOC Heading" w:semiHidden="1" w:uiPriority="39" w:unhideWhenUsed="1" w:qFormat="1"/>
+    <w:lsdException w:name="Plain Table 1" w:uiPriority="41"/>
+    <w:lsdException w:name="Plain Table 2" w:uiPriority="42"/>
+    <w:lsdException w:name="Plain Table 3" w:uiPriority="43"/>
+    <w:lsdException w:name="Plain Table 4" w:uiPriority="44"/>
+    <w:lsdException w:name="Plain Table 5" w:uiPriority="45"/>
+    <w:lsdException w:name="Grid Table Light" w:uiPriority="40"/>
+    <w:lsdException w:name="Grid Table 1 Light" w:uiPriority="46"/>
+    <w:lsdException w:name="Grid Table 2" w:uiPriority="47"/>
+    <w:lsdException w:name="Grid Table 3" w:uiPriority="48"/>
+    <w:lsdException w:name="Grid Table 4" w:uiPriority="49"/>
+    <w:lsdException w:name="Grid Table 5 Dark" w:uiPriority="50"/>
+    <w:lsdException w:name="Grid Table 6 Colorful" w:uiPriority="51"/>
+    <w:lsdException w:name="Grid Table 7 Colorful" w:uiPriority="52"/>
+    <w:lsdException w:name="Grid Table 1 Light Accent 1" w:uiPriority="46"/>
+    <w:lsdException w:name="Grid Table 2 Accent 1" w:uiPriority="47"/>
+    <w:lsdException w:name="Grid Table 3 Accent 1" w:uiPriority="48"/>
+    <w:lsdException w:name="Grid Table 4 Accent 1" w:uiPriority="49"/>
+    <w:lsdException w:name="Grid Table 5 Dark Accent 1" w:uiPriority="50"/>
+    <w:lsdException w:name="Grid Table 6 Colorful Accent 1" w:uiPriority="51"/>
+    <w:lsdException w:name="Grid Table 7 Colorful Accent 1" w:uiPriority="52"/>
+    <w:lsdException w:name="Grid Table 1 Light Accent 2" w:uiPriority="46"/>
+    <w:lsdException w:name="Grid Table 2 Accent 2" w:uiPriority="47"/>
+    <w:lsdException w:name="Grid Table 3 Accent 2" w:uiPriority="48"/>
+    <w:lsdException w:name="Grid Table 4 Accent 2" w:uiPriority="49"/>
+    <w:lsdException w:name="Grid Table 5 Dark Accent 2" w:uiPriority="50"/>
+    <w:lsdException w:name="Grid Table 6 Colorful Accent 2" w:uiPriority="51"/>
+    <w:lsdException w:name="Grid Table 7 Colorful Accent 2" w:uiPriority="52"/>
+    <w:lsdException w:name="Grid Table 1 Light Accent 3" w:uiPriority="46"/>
+    <w:lsdException w:name="Grid Table 2 Accent 3" w:uiPriority="47"/>
+    <w:lsdException w:name="Grid Table 3 Accent 3" w:uiPriority="48"/>
+    <w:lsdException w:name="Grid Table 4 Accent 3" w:uiPriority="49"/>
+    <w:lsdException w:name="Grid Table 5 Dark Accent 3" w:uiPriority="50"/>
+    <w:lsdException w:name="Grid Table 6 Colorful Accent 3" w:uiPriority="51"/>
+    <w:lsdException w:name="Grid Table 7 Colorful Accent 3" w:uiPriority="52"/>
+    <w:lsdException w:name="Grid Table 1 Light Accent 4" w:uiPriority="46"/>
+    <w:lsdException w:name="Grid Table 2 Accent 4" w:uiPriority="47"/>
+    <w:lsdException w:name="Grid Table 3 Accent 4" w:uiPriority="48"/>
+    <w:lsdException w:name="Grid Table 4 Accent 4" w:uiPriority="49"/>
+    <w:lsdException w:name="Grid Table 5 Dark Accent 4" w:uiPriority="50"/>
+    <w:lsdException w:name="Grid Table 6 Colorful Accent 4" w:uiPriority="51"/>
+    <w:lsdException w:name="Grid Table 7 Colorful Accent 4" w:uiPriority="52"/>
+    <w:lsdException w:name="Grid Table 1 Light Accent 5" w:uiPriority="46"/>
+    <w:lsdException w:name="Grid Table 2 Accent 5" w:uiPriority="47"/>
+    <w:lsdException w:name="Grid Table 3 Accent 5" w:uiPriority="48"/>
+    <w:lsdException w:name="Grid Table 4 Accent 5" w:uiPriority="49"/>
+    <w:lsdException w:name="Grid Table 5 Dark Accent 5" w:uiPriority="50"/>
+    <w:lsdException w:name="Grid Table 6 Colorful Accent 5" w:uiPriority="51"/>
+    <w:lsdException w:name="Grid Table 7 Colorful Accent 5" w:uiPriority="52"/>
+    <w:lsdException w:name="Grid Table 1 Light Accent 6" w:uiPriority="46"/>
+    <w:lsdException w:name="Grid Table 2 Accent 6" w:uiPriority="47"/>
+    <w:lsdException w:name="Grid Table 3 Accent 6" w:uiPriority="48"/>
+    <w:lsdException w:name="Grid Table 4 Accent 6" w:uiPriority="49"/>
+    <w:lsdException w:name="Grid Table 5 Dark Accent 6" w:uiPriority="50"/>
+    <w:lsdException w:name="Grid Table 6 Colorful Accent 6" w:uiPriority="51"/>
+    <w:lsdException w:name="Grid Table 7 Colorful Accent 6" w:uiPriority="52"/>
+    <w:lsdException w:name="List Table 1 Light" w:uiPriority="46"/>
+    <w:lsdException w:name="List Table 2" w:uiPriority="47"/>
+    <w:lsdException w:name="List Table 3" w:uiPriority="48"/>
+    <w:lsdException w:name="List Table 4" w:uiPriority="49"/>
+    <w:lsdException w:name="List Table 5 Dark" w:uiPriority="50"/>
+    <w:lsdException w:name="List Table 6 Colorful" w:uiPriority="51"/>
+    <w:lsdException w:name="List Table 7 Colorful" w:uiPriority="52"/>
+    <w:lsdException w:name="List Table 1 Light Accent 1" w:uiPriority="46"/>
+    <w:lsdException w:name="List Table 2 Accent 1" w:uiPriority="47"/>
+    <w:lsdException w:name="List Table 3 Accent 1" w:uiPriority="48"/>
+    <w:lsdException w:name="List Table 4 Accent 1" w:uiPriority="49"/>
+    <w:lsdException w:name="List Table 5 Dark Accent 1" w:uiPriority="50"/>
+    <w:lsdException w:name="List Table 6 Colorful Accent 1" w:uiPriority="51"/>
+    <w:lsdException w:name="List Table 7 Colorful Accent 1" w:uiPriority="52"/>
+    <w:lsdException w:name="List Table 1 Light Accent 2" w:uiPriority="46"/>
+    <w:lsdException w:name="List Table 2 Accent 2" w:uiPriority="47"/>
+    <w:lsdException w:name="List Table 3 Accent 2" w:uiPriority="48"/>
+    <w:lsdException w:name="List Table 4 Accent 2" w:uiPriority="49"/>
+    <w:lsdException w:name="List Table 5 Dark Accent 2" w:uiPriority="50"/>
+    <w:lsdException w:name="List Table 6 Colorful Accent 2" w:uiPriority="51"/>
+    <w:lsdException w:name="List Table 7 Colorful Accent 2" w:uiPriority="52"/>
+    <w:lsdException w:name="List Table 1 Light Accent 3" w:uiPriority="46"/>
+    <w:lsdException w:name="List Table 2 Accent 3" w:uiPriority="47"/>
+    <w:lsdException w:name="List Table 3 Accent 3" w:uiPriority="48"/>
+    <w:lsdException w:name="List Table 4 Accent 3" w:uiPriority="49"/>
+    <w:lsdException w:name="List Table 5 Dark Accent 3" w:uiPriority="50"/>
+    <w:lsdException w:name="List Table 6 Colorful Accent 3" w:uiPriority="51"/>
+    <w:lsdException w:name="List Table 7 Colorful Accent 3" w:uiPriority="52"/>
+    <w:lsdException w:name="List Table 1 Light Accent 4" w:uiPriority="46"/>
+    <w:lsdException w:name="List Table 2 Accent 4" w:uiPriority="47"/>
+    <w:lsdException w:name="List Table 3 Accent 4" w:uiPriority="48"/>
+    <w:lsdException w:name="List Table 4 Accent 4" w:uiPriority="49"/>
+    <w:lsdException w:name="List Table 5 Dark Accent 4" w:uiPriority="50"/>
+    <w:lsdException w:name="List Table 6 Colorful Accent 4" w:uiPriority="51"/>
+    <w:lsdException w:name="List Table 7 Colorful Accent 4" w:uiPriority="52"/>
+    <w:lsdException w:name="List Table 1 Light Accent 5" w:uiPriority="46"/>
+    <w:lsdException w:name="List Table 2 Accent 5" w:uiPriority="47"/>
+    <w:lsdException w:name="List Table 3 Accent 5" w:uiPriority="48"/>
+    <w:lsdException w:name="List Table 4 Accent 5" w:uiPriority="49"/>
+    <w:lsdException w:name="List Table 5 Dark Accent 5" w:uiPriority="50"/>
+    <w:lsdException w:name="List Table 6 Colorful Accent 5" w:uiPriority="51"/>
+    <w:lsdException w:name="List Table 7 Colorful Accent 5" w:uiPriority="52"/>
+    <w:lsdException w:name="List Table 1 Light Accent 6" w:uiPriority="46"/>
+    <w:lsdException w:name="List Table 2 Accent 6" w:uiPriority="47"/>
+    <w:lsdException w:name="List Table 3 Accent 6" w:uiPriority="48"/>
+    <w:lsdException w:name="List Table 4 Accent 6" w:uiPriority="49"/>
+    <w:lsdException w:name="List Table 5 Dark Accent 6" w:uiPriority="50"/>
+    <w:lsdException w:name="List Table 6 Colorful Accent 6" w:uiPriority="51"/>
+    <w:lsdException w:name="List Table 7 Colorful Accent 6" w:uiPriority="52"/>
+    <w:lsdException w:name="Mention" w:semiHidden="1" w:unhideWhenUsed="1"/>
+    <w:lsdException w:name="Smart Hyperlink" w:semiHidden="1" w:unhideWhenUsed="1"/>
+    <w:lsdException w:name="Hashtag" w:semiHidden="1" w:unhideWhenUsed="1"/>
+    <w:lsdException w:name="Unresolved Mention" w:semiHidden="1" w:unhideWhenUsed="1"/>
+    <w:lsdException w:name="Smart Link" w:semiHidden="1" w:unhideWhenUsed="1"/>
+  </w:latentStyles>
+  <w:style w:type="paragraph" w:default="1" w:styleId="Normal">
+    <w:name w:val="Normal"/>
+    <w:qFormat/>
   </w:style>
   <w:style w:type="paragraph" w:styleId="Heading1">
     <w:name w:val="heading 1"/>
     <w:basedOn w:val="Normal"/>
     <w:next w:val="Normal"/>
+    <w:uiPriority w:val="9"/>
+    <w:qFormat/>
     <w:pPr>
-      <w:keepNext w:val="1"/>
-      <w:keepLines w:val="1"/>
-      <w:pageBreakBefore w:val="0"/>
-      <w:spacing w:after="120" w:before="400" w:lineRule="auto"/>
+      <w:keepNext/>
+      <w:keepLines/>
+      <w:spacing w:before="400" w:after="120"/>
+      <w:outlineLvl w:val="0"/>
     </w:pPr>
     <w:rPr>
       <w:sz w:val="40"/>
@@ -1459,15 +2557,16 @@
     <w:name w:val="heading 2"/>
     <w:basedOn w:val="Normal"/>
     <w:next w:val="Normal"/>
+    <w:uiPriority w:val="9"/>
+    <w:unhideWhenUsed/>
+    <w:qFormat/>
     <w:pPr>
-      <w:keepNext w:val="1"/>
-      <w:keepLines w:val="1"/>
-      <w:pageBreakBefore w:val="0"/>
-      <w:spacing w:after="120" w:before="360" w:lineRule="auto"/>
+      <w:keepNext/>
+      <w:keepLines/>
+      <w:spacing w:before="360" w:after="120"/>
+      <w:outlineLvl w:val="1"/>
     </w:pPr>
     <w:rPr>
-      <w:b w:val="0"/>
-      <w:bCs w:val="0"/>
       <w:sz w:val="32"/>
       <w:szCs w:val="32"/>
     </w:rPr>
@@ -1476,15 +2575,16 @@
     <w:name w:val="heading 3"/>
     <w:basedOn w:val="Normal"/>
     <w:next w:val="Normal"/>
+    <w:uiPriority w:val="9"/>
+    <w:unhideWhenUsed/>
+    <w:qFormat/>
     <w:pPr>
-      <w:keepNext w:val="1"/>
-      <w:keepLines w:val="1"/>
-      <w:pageBreakBefore w:val="0"/>
-      <w:spacing w:after="80" w:before="320" w:lineRule="auto"/>
+      <w:keepNext/>
+      <w:keepLines/>
+      <w:spacing w:before="320" w:after="80"/>
+      <w:outlineLvl w:val="2"/>
     </w:pPr>
     <w:rPr>
-      <w:b w:val="0"/>
-      <w:bCs w:val="0"/>
       <w:color w:val="434343"/>
       <w:sz w:val="28"/>
       <w:szCs w:val="28"/>
@@ -1494,11 +2594,15 @@
     <w:name w:val="heading 4"/>
     <w:basedOn w:val="Normal"/>
     <w:next w:val="Normal"/>
+    <w:uiPriority w:val="9"/>
+    <w:semiHidden/>
+    <w:unhideWhenUsed/>
+    <w:qFormat/>
     <w:pPr>
-      <w:keepNext w:val="1"/>
-      <w:keepLines w:val="1"/>
-      <w:pageBreakBefore w:val="0"/>
-      <w:spacing w:after="80" w:before="280" w:lineRule="auto"/>
+      <w:keepNext/>
+      <w:keepLines/>
+      <w:spacing w:before="280" w:after="80"/>
+      <w:outlineLvl w:val="3"/>
     </w:pPr>
     <w:rPr>
       <w:color w:val="666666"/>
@@ -1510,45 +2614,88 @@
     <w:name w:val="heading 5"/>
     <w:basedOn w:val="Normal"/>
     <w:next w:val="Normal"/>
+    <w:uiPriority w:val="9"/>
+    <w:semiHidden/>
+    <w:unhideWhenUsed/>
+    <w:qFormat/>
     <w:pPr>
-      <w:keepNext w:val="1"/>
-      <w:keepLines w:val="1"/>
-      <w:pageBreakBefore w:val="0"/>
-      <w:spacing w:after="80" w:before="240" w:lineRule="auto"/>
+      <w:keepNext/>
+      <w:keepLines/>
+      <w:spacing w:before="240" w:after="80"/>
+      <w:outlineLvl w:val="4"/>
     </w:pPr>
     <w:rPr>
       <w:color w:val="666666"/>
-      <w:sz w:val="22"/>
-      <w:szCs w:val="22"/>
     </w:rPr>
   </w:style>
   <w:style w:type="paragraph" w:styleId="Heading6">
     <w:name w:val="heading 6"/>
     <w:basedOn w:val="Normal"/>
     <w:next w:val="Normal"/>
+    <w:uiPriority w:val="9"/>
+    <w:semiHidden/>
+    <w:unhideWhenUsed/>
+    <w:qFormat/>
     <w:pPr>
-      <w:keepNext w:val="1"/>
-      <w:keepLines w:val="1"/>
-      <w:pageBreakBefore w:val="0"/>
-      <w:spacing w:after="80" w:before="240" w:lineRule="auto"/>
+      <w:keepNext/>
+      <w:keepLines/>
+      <w:spacing w:before="240" w:after="80"/>
+      <w:outlineLvl w:val="5"/>
     </w:pPr>
     <w:rPr>
-      <w:i w:val="1"/>
-      <w:iCs w:val="1"/>
+      <w:i/>
+      <w:iCs/>
       <w:color w:val="666666"/>
-      <w:sz w:val="22"/>
-      <w:szCs w:val="22"/>
     </w:rPr>
+  </w:style>
+  <w:style w:type="character" w:default="1" w:styleId="DefaultParagraphFont">
+    <w:name w:val="Default Paragraph Font"/>
+    <w:uiPriority w:val="1"/>
+    <w:semiHidden/>
+    <w:unhideWhenUsed/>
+  </w:style>
+  <w:style w:type="table" w:default="1" w:styleId="TableNormal">
+    <w:name w:val="Normal Table"/>
+    <w:uiPriority w:val="99"/>
+    <w:semiHidden/>
+    <w:unhideWhenUsed/>
+    <w:tblPr>
+      <w:tblInd w:w="0" w:type="dxa"/>
+      <w:tblCellMar>
+        <w:top w:w="0" w:type="dxa"/>
+        <w:left w:w="108" w:type="dxa"/>
+        <w:bottom w:w="0" w:type="dxa"/>
+        <w:right w:w="108" w:type="dxa"/>
+      </w:tblCellMar>
+    </w:tblPr>
+  </w:style>
+  <w:style w:type="numbering" w:default="1" w:styleId="NoList">
+    <w:name w:val="No List"/>
+    <w:uiPriority w:val="99"/>
+    <w:semiHidden/>
+    <w:unhideWhenUsed/>
+  </w:style>
+  <w:style w:type="table" w:customStyle="1" w:styleId="TableNormal0">
+    <w:name w:val="TableNormal"/>
+    <w:tblPr>
+      <w:tblCellMar>
+        <w:top w:w="100" w:type="dxa"/>
+        <w:left w:w="100" w:type="dxa"/>
+        <w:bottom w:w="100" w:type="dxa"/>
+        <w:right w:w="100" w:type="dxa"/>
+      </w:tblCellMar>
+    </w:tblPr>
   </w:style>
   <w:style w:type="paragraph" w:styleId="Title">
     <w:name w:val="Title"/>
     <w:basedOn w:val="Normal"/>
     <w:next w:val="Normal"/>
+    <w:uiPriority w:val="10"/>
+    <w:qFormat/>
     <w:pPr>
-      <w:keepNext w:val="1"/>
-      <w:keepLines w:val="1"/>
-      <w:pageBreakBefore w:val="0"/>
-      <w:spacing w:after="60" w:before="0" w:lineRule="auto"/>
+      <w:keepNext/>
+      <w:keepLines/>
+      <w:spacing w:after="60"/>
     </w:pPr>
     <w:rPr>
       <w:sz w:val="52"/>
@@ -1559,20 +2706,73 @@
     <w:name w:val="Subtitle"/>
     <w:basedOn w:val="Normal"/>
     <w:next w:val="Normal"/>
+    <w:uiPriority w:val="11"/>
+    <w:qFormat/>
     <w:pPr>
-      <w:keepNext w:val="1"/>
-      <w:keepLines w:val="1"/>
-      <w:pageBreakBefore w:val="0"/>
-      <w:spacing w:after="320" w:before="0" w:lineRule="auto"/>
+      <w:keepNext/>
+      <w:keepLines/>
+      <w:spacing w:after="320"/>
     </w:pPr>
     <w:rPr>
-      <w:rFonts w:ascii="Arial" w:cs="Arial" w:eastAsia="Arial" w:hAnsi="Arial"/>
-      <w:i w:val="0"/>
-      <w:iCs w:val="0"/>
       <w:color w:val="666666"/>
       <w:sz w:val="30"/>
       <w:szCs w:val="30"/>
     </w:rPr>
+  </w:style>
+  <w:style w:type="paragraph" w:styleId="ListParagraph">
+    <w:name w:val="List Paragraph"/>
+    <w:basedOn w:val="Normal"/>
+    <w:uiPriority w:val="34"/>
+    <w:qFormat/>
+    <w:rsid w:val="00782F56"/>
+    <w:pPr>
+      <w:ind w:left="720"/>
+      <w:contextualSpacing/>
+    </w:pPr>
+  </w:style>
+  <w:style w:type="paragraph" w:styleId="Header">
+    <w:name w:val="header"/>
+    <w:basedOn w:val="Normal"/>
+    <w:link w:val="HeaderChar"/>
+    <w:uiPriority w:val="99"/>
+    <w:unhideWhenUsed/>
+    <w:rsid w:val="00DC599A"/>
+    <w:pPr>
+      <w:tabs>
+        <w:tab w:val="center" w:pos="4513"/>
+        <w:tab w:val="right" w:pos="9026"/>
+      </w:tabs>
+      <w:spacing w:line="240" w:lineRule="auto"/>
+    </w:pPr>
+  </w:style>
+  <w:style w:type="character" w:customStyle="1" w:styleId="HeaderChar">
+    <w:name w:val="Header Char"/>
+    <w:basedOn w:val="DefaultParagraphFont"/>
+    <w:link w:val="Header"/>
+    <w:uiPriority w:val="99"/>
+    <w:rsid w:val="00DC599A"/>
+  </w:style>
+  <w:style w:type="paragraph" w:styleId="Footer">
+    <w:name w:val="footer"/>
+    <w:basedOn w:val="Normal"/>
+    <w:link w:val="FooterChar"/>
+    <w:uiPriority w:val="99"/>
+    <w:unhideWhenUsed/>
+    <w:rsid w:val="00DC599A"/>
+    <w:pPr>
+      <w:tabs>
+        <w:tab w:val="center" w:pos="4513"/>
+        <w:tab w:val="right" w:pos="9026"/>
+      </w:tabs>
+      <w:spacing w:line="240" w:lineRule="auto"/>
+    </w:pPr>
+  </w:style>
+  <w:style w:type="character" w:customStyle="1" w:styleId="FooterChar">
+    <w:name w:val="Footer Char"/>
+    <w:basedOn w:val="DefaultParagraphFont"/>
+    <w:link w:val="Footer"/>
+    <w:uiPriority w:val="99"/>
+    <w:rsid w:val="00DC599A"/>
   </w:style>
 </w:styles>
 </file>
@@ -1895,4 +3095,22 @@
   </a:objectDefaults>
   <a:extraClrSchemeLst/>
 </a:theme>
+</file>
+
+<file path=customXml/item1.xml><?xml version="1.0" encoding="utf-8"?>
+<b:Sources xmlns:b="http://schemas.openxmlformats.org/officeDocument/2006/bibliography" xmlns="http://schemas.openxmlformats.org/officeDocument/2006/bibliography" SelectedStyle="/APASixthEditionOfficeOnline.xsl" StyleName="APA" Version="6"/>
+</file>
+
+<file path=customXml/itemProps1.xml><?xml version="1.0" encoding="utf-8"?>
+<ds:datastoreItem xmlns:ds="http://schemas.openxmlformats.org/officeDocument/2006/customXml" ds:itemID="{9EB1D5B3-3EFF-0441-87B6-1FF8918D3B43}">
+  <ds:schemaRefs>
+    <ds:schemaRef ds:uri="http://schemas.openxmlformats.org/officeDocument/2006/bibliography"/>
+  </ds:schemaRefs>
+</ds:datastoreItem>
+</file>
+
+<file path=docMetadata/LabelInfo.xml><?xml version="1.0" encoding="utf-8"?>
+<clbl:labelList xmlns:clbl="http://schemas.microsoft.com/office/2020/mipLabelMetadata">
+  <clbl:label id="{825c952f-1947-4719-99e7-7bc5a76060a8}" enabled="1" method="Standard" siteId="{4e2c6054-71cb-48f1-bd6c-3a9705aca71b}" contentBits="3" removed="0"/>
+</clbl:labelList>
 </file>